--- a/Kim12-1-4-Standart-Hucre-Potansiyeli.docx
+++ b/Kim12-1-4-Standart-Hucre-Potansiyeli.docx
@@ -372,7 +372,7 @@
           <w:rFonts w:ascii="Times New Roman" w:hAnsi="Times New Roman" w:cs="Times New Roman"/>
           <w:lang w:val="tr-TR"/>
         </w:rPr>
-        <w:t xml:space="preserve">Aşağıdaki not kâğıdında hücre potansiyeli ve referans elektrot hakkında bilgi verilmiştir. Notu okuyunuz ve Görsel B’yi inceleyiniz.</w:t>
+        <w:t xml:space="preserve">Aşağıdaki not kâğıdında hücre potansiyeli ve referans elektrot hakkında bilgi verilmiştir. Notu okuyunuz ve aşağıdaki görseli inceleyiniz.</w:t>
       </w:r>
     </w:p>
     <w:p>
@@ -606,18 +606,9 @@
       <w:r>
         <w:rPr>
           <w:rFonts w:ascii="Times New Roman" w:hAnsi="Times New Roman" w:cs="Times New Roman"/>
-          <w:b/>
-          <w:bCs/>
-          <w:lang w:val="tr-TR"/>
-        </w:rPr>
-        <w:t xml:space="preserve">Görsel B:</w:t>
-      </w:r>
-      <w:r>
-        <w:rPr>
-          <w:rFonts w:ascii="Times New Roman" w:hAnsi="Times New Roman" w:cs="Times New Roman"/>
-          <w:lang w:val="tr-TR"/>
-        </w:rPr>
-        <w:t xml:space="preserve"> Standart hidrojen elektrodu: 2H</w:t>
+          <w:lang w:val="tr-TR"/>
+        </w:rPr>
+        <w:t xml:space="preserve">Standart hidrojen elektrodu: 2H</w:t>
       </w:r>
       <w:r>
         <w:rPr>
@@ -679,31 +670,6 @@
           <w:lang w:val="tr-TR"/>
         </w:rPr>
         <w:t xml:space="preserve">Farklı metal yarı hücreleri (metal elektrot ve 1 M metal iyonu çözeltisi) standart koşullarda SHE ile birleştirilerek galvanik hücreler kurulmuş ve aşağıdaki ölçümler yapılmıştır.</w:t>
-      </w:r>
-    </w:p>
-    <w:p>
-      <w:pPr>
-        <w:jc w:val="center"/>
-        <w:rPr>
-          <w:rFonts w:ascii="Times New Roman" w:hAnsi="Times New Roman" w:cs="Times New Roman"/>
-          <w:lang w:val="tr-TR"/>
-        </w:rPr>
-      </w:pPr>
-      <w:r>
-        <w:rPr>
-          <w:rFonts w:ascii="Times New Roman" w:hAnsi="Times New Roman" w:cs="Times New Roman"/>
-          <w:b/>
-          <w:bCs/>
-          <w:lang w:val="tr-TR"/>
-        </w:rPr>
-        <w:t xml:space="preserve">Tablo A:</w:t>
-      </w:r>
-      <w:r>
-        <w:rPr>
-          <w:rFonts w:ascii="Times New Roman" w:hAnsi="Times New Roman" w:cs="Times New Roman"/>
-          <w:lang w:val="tr-TR"/>
-        </w:rPr>
-        <w:t xml:space="preserve"> Bazı yarı hücrelerin standart hidrojen elektroduna karşı ölçümleri (25 °C)</w:t>
       </w:r>
     </w:p>
     <w:tbl>
@@ -1335,7 +1301,7 @@
           <w:rFonts w:ascii="Times New Roman" w:hAnsi="Times New Roman" w:cs="Times New Roman"/>
           <w:lang w:val="tr-TR"/>
         </w:rPr>
-        <w:t xml:space="preserve">Tablo A’daki elektron akış yönlerine göre her metal elektrodun anot mu katot mu olduğunu belirleyerek tabloyu tamamlayınız.</w:t>
+        <w:t xml:space="preserve">Yukarıdaki tablodaki elektron akış yönlerine göre her metal elektrodun anot mu katot mu olduğunu belirleyerek tabloyu tamamlayınız.</w:t>
       </w:r>
     </w:p>
     <w:p>
@@ -1543,32 +1509,7 @@
           <w:rFonts w:ascii="Times New Roman" w:hAnsi="Times New Roman" w:cs="Times New Roman"/>
           <w:lang w:val="tr-TR"/>
         </w:rPr>
-        <w:t xml:space="preserve">Bilim insanları her yarı hücrenin SHE’ye karşı ölçülen potansiyelini yarı tepkimeyi indirgenme yönünde yazarak ve işaretiyle birlikte tablolara kaydetmiştir. Tablo B’de standart koşullarda kurulan bazı galvanik hücrelerin net tepkimeleri, katot ve anotta yer alan yarı tepkimelerin standart indirgenme potansiyelleri ve voltmetrede okunan standart hücre potansiyelleri verilmiştir.</w:t>
-      </w:r>
-    </w:p>
-    <w:p>
-      <w:pPr>
-        <w:jc w:val="center"/>
-        <w:rPr>
-          <w:rFonts w:ascii="Times New Roman" w:hAnsi="Times New Roman" w:cs="Times New Roman"/>
-          <w:lang w:val="tr-TR"/>
-        </w:rPr>
-      </w:pPr>
-      <w:r>
-        <w:rPr>
-          <w:rFonts w:ascii="Times New Roman" w:hAnsi="Times New Roman" w:cs="Times New Roman"/>
-          <w:b/>
-          <w:bCs/>
-          <w:lang w:val="tr-TR"/>
-        </w:rPr>
-        <w:t xml:space="preserve">Tablo B:</w:t>
-      </w:r>
-      <w:r>
-        <w:rPr>
-          <w:rFonts w:ascii="Times New Roman" w:hAnsi="Times New Roman" w:cs="Times New Roman"/>
-          <w:lang w:val="tr-TR"/>
-        </w:rPr>
-        <w:t xml:space="preserve"> Bazı galvanik hücrelerin standart hücre potansiyelleri (25 °C)</w:t>
+        <w:t xml:space="preserve">Bilim insanları her yarı hücrenin SHE’ye karşı ölçülen potansiyelini yarı tepkimeyi indirgenme yönünde yazarak ve işaretiyle birlikte tablolara kaydetmiştir. Aşağıdaki tabloda standart koşullarda kurulan bazı galvanik hücrelerin net tepkimeleri, katot ve anotta yer alan yarı tepkimelerin standart indirgenme potansiyelleri ve voltmetrede okunan standart hücre potansiyelleri verilmiştir.</w:t>
       </w:r>
     </w:p>
     <w:tbl>
@@ -3861,31 +3802,6 @@
           <w:lang w:val="tr-TR"/>
         </w:rPr>
         <w:t xml:space="preserve"> değerini hesaplayınız. Tepkimenin istemli olup olmadığı ile hesapladığınız değerin işareti arasında nasıl bir ilişki olduğu hakkında çıkarım yapınız.</w:t>
-      </w:r>
-    </w:p>
-    <w:p>
-      <w:pPr>
-        <w:jc w:val="center"/>
-        <w:rPr>
-          <w:rFonts w:ascii="Times New Roman" w:hAnsi="Times New Roman" w:cs="Times New Roman"/>
-          <w:lang w:val="tr-TR"/>
-        </w:rPr>
-      </w:pPr>
-      <w:r>
-        <w:rPr>
-          <w:rFonts w:ascii="Times New Roman" w:hAnsi="Times New Roman" w:cs="Times New Roman"/>
-          <w:b/>
-          <w:bCs/>
-          <w:lang w:val="tr-TR"/>
-        </w:rPr>
-        <w:t xml:space="preserve">Tablo C:</w:t>
-      </w:r>
-      <w:r>
-        <w:rPr>
-          <w:rFonts w:ascii="Times New Roman" w:hAnsi="Times New Roman" w:cs="Times New Roman"/>
-          <w:lang w:val="tr-TR"/>
-        </w:rPr>
-        <w:t xml:space="preserve"> Bazı tepkimelere ait gözlemler</w:t>
       </w:r>
     </w:p>
     <w:tbl>
@@ -5013,7 +4929,7 @@
           <w:rFonts w:ascii="Times New Roman" w:hAnsi="Times New Roman" w:cs="Times New Roman"/>
           <w:lang w:val="tr-TR"/>
         </w:rPr>
-        <w:t xml:space="preserve"> gazı geçirilmesiyle hazırlanır (Görsel B). Platin tepkimeye katılmaz; yalnızca H</w:t>
+        <w:t xml:space="preserve"> gazı geçirilmesiyle hazırlanır (Analiz ve Keşif Atölyesi 1.4.’teki görsel). Platin tepkimeye katılmaz; yalnızca H</w:t>
       </w:r>
       <w:r>
         <w:rPr>
@@ -5135,7 +5051,7 @@
           <w:rFonts w:ascii="Times New Roman" w:hAnsi="Times New Roman" w:cs="Times New Roman"/>
           <w:lang w:val="tr-TR"/>
         </w:rPr>
-        <w:t xml:space="preserve">/Zn yarı tepkimesininki ise −0,76 V’tur. Bazı yarı tepkimelerin standart indirgenme potansiyelleri Tablo D’de verilmiştir.</w:t>
+        <w:t xml:space="preserve">/Zn yarı tepkimesininki ise −0,76 V’tur. Bazı yarı tepkimelerin standart indirgenme potansiyelleri Tablo A’da verilmiştir.</w:t>
       </w:r>
     </w:p>
     <w:p>
@@ -5153,7 +5069,7 @@
           <w:bCs/>
           <w:lang w:val="tr-TR"/>
         </w:rPr>
-        <w:t xml:space="preserve">Tablo D:</w:t>
+        <w:t xml:space="preserve">Tablo A:</w:t>
       </w:r>
       <w:r>
         <w:rPr>
@@ -7655,7 +7571,7 @@
           <w:rFonts w:ascii="Times New Roman" w:hAnsi="Times New Roman" w:cs="Times New Roman"/>
           <w:lang w:val="tr-TR"/>
         </w:rPr>
-        <w:t xml:space="preserve">Tablo D’de yukarıda yer alan türlerin E° değerleri büyüktür. Bu türler kolayca elektron alarak indirgenir; yani güçlü </w:t>
+        <w:t xml:space="preserve">Tablo A’da yukarıda yer alan türlerin E° değerleri büyüktür. Bu türler kolayca elektron alarak indirgenir; yani güçlü </w:t>
       </w:r>
       <w:r>
         <w:rPr>
@@ -7778,7 +7694,7 @@
           <w:rFonts w:ascii="Times New Roman" w:hAnsi="Times New Roman" w:cs="Times New Roman"/>
           <w:lang w:val="tr-TR"/>
         </w:rPr>
-        <w:t xml:space="preserve">Atölyede Tablo B’deki her hücre için ölçülen potansiyelin, katottaki yarı tepkimenin standart indirgenme potansiyelinden anottaki yarı tepkimenin standart indirgenme potansiyeli çıkarılarak bulunabileceği örüntüsünü keşfettiniz. Bu örüntüyü yeni hücrelerde de sınadınız. Bilim insanlarının ulaştığı genelleme de aynıdır: Bir elektrokimyasal hücrenin standart hücre potansiyeli, katot ve anottaki yarı tepkimelerin standart indirgenme potansiyellerinin farkına eşittir.</w:t>
+        <w:t xml:space="preserve">Atölyede standart hücre potansiyellerinin verildiği tablodaki her hücre için ölçülen potansiyelin, katottaki yarı tepkimenin standart indirgenme potansiyelinden anottaki yarı tepkimenin standart indirgenme potansiyeli çıkarılarak bulunabileceği örüntüsünü keşfettiniz. Bu örüntüyü yeni hücrelerde de sınadınız. Bilim insanlarının ulaştığı genelleme de aynıdır: Bir elektrokimyasal hücrenin standart hücre potansiyeli, katot ve anottaki yarı tepkimelerin standart indirgenme potansiyellerinin farkına eşittir.</w:t>
       </w:r>
     </w:p>
     <w:tbl>
@@ -8251,7 +8167,7 @@
           <w:rFonts w:ascii="Times New Roman" w:hAnsi="Times New Roman" w:cs="Times New Roman"/>
           <w:lang w:val="tr-TR"/>
         </w:rPr>
-        <w:t xml:space="preserve">(suda, 1 M) | Ag(k) olan galvanik hücrenin net tepkimesini yazarak standart hücre potansiyelini hesaplayınız. (Tablo D’deki değerleri kullanınız.)</w:t>
+        <w:t xml:space="preserve">(suda, 1 M) | Ag(k) olan galvanik hücrenin net tepkimesini yazarak standart hücre potansiyelini hesaplayınız. (Tablo A’daki değerleri kullanınız.)</w:t>
       </w:r>
     </w:p>
     <w:p>
@@ -9053,7 +8969,7 @@
           <w:rFonts w:ascii="Times New Roman" w:hAnsi="Times New Roman" w:cs="Times New Roman"/>
           <w:lang w:val="tr-TR"/>
         </w:rPr>
-        <w:t xml:space="preserve">/X yarı tepkimesinin standart indirgenme potansiyelini hesaplayarak Tablo D’den X metalini belirleyiniz.</w:t>
+        <w:t xml:space="preserve">/X yarı tepkimesinin standart indirgenme potansiyelini hesaplayarak Tablo A’dan X metalini belirleyiniz.</w:t>
       </w:r>
     </w:p>
     <w:p>
@@ -9178,7 +9094,7 @@
           <w:rFonts w:ascii="Times New Roman" w:hAnsi="Times New Roman" w:cs="Times New Roman"/>
           <w:lang w:val="tr-TR"/>
         </w:rPr>
-        <w:t xml:space="preserve">Tablo D’de standart indirgenme potansiyeli −0,40 V olan yarı tepkime Cd</w:t>
+        <w:t xml:space="preserve">Tablo A’da standart indirgenme potansiyeli −0,40 V olan yarı tepkime Cd</w:t>
       </w:r>
       <w:r>
         <w:rPr>
@@ -9335,7 +9251,7 @@
           <w:rFonts w:ascii="Times New Roman" w:hAnsi="Times New Roman" w:cs="Times New Roman"/>
           <w:lang w:val="tr-TR"/>
         </w:rPr>
-        <w:t xml:space="preserve">Bir pilin gerilimi, içinde gerçekleşen redoks tepkimesinin anot ve katot yarı tepkimelerine bağlıdır. Kumanda ve oyuncaklarda kullanılan çinko-karbon ve alkalin pillerde anot çinkodur; bu piller yaklaşık 1,5 V gerilim üretir. Şarj edilebilir nikel-metal hidrür piller yaklaşık 1,2 V, otomobil akülerinde kullanılan kurşun-asit hücrelerinin her biri yaklaşık 2,0 V gerilim sağlar; 12 V’luk bir akü seri bağlanmış altı hücreden oluşur. Lityum iyon pillerin tek bir hücresi ise yaklaşık 3,6-3,7 V gerilim üretir (Görsel C). Lityumun standart indirgenme potansiyelinin metaller arasında en düşük değerde (−3,04 V) olması ve lityumun çok hafif bir metal olması, bu pillerin küçük bir kütlede yüksek gerilim ve yüksek enerji sağlamasının temel nedenlerindendir.</w:t>
+        <w:t xml:space="preserve">Bir pilin gerilimi, içinde gerçekleşen redoks tepkimesinin anot ve katot yarı tepkimelerine bağlıdır. Kumanda ve oyuncaklarda kullanılan çinko-karbon ve alkalin pillerde anot çinkodur; bu piller yaklaşık 1,5 V gerilim üretir. Şarj edilebilir nikel-metal hidrür piller yaklaşık 1,2 V, otomobil akülerinde kullanılan kurşun-asit hücrelerinin her biri yaklaşık 2,0 V gerilim sağlar; 12 V’luk bir akü seri bağlanmış altı hücreden oluşur. Lityum iyon pillerin tek bir hücresi ise yaklaşık 3,6-3,7 V gerilim üretir (aşağıdaki görsel). Lityumun standart indirgenme potansiyelinin metaller arasında en düşük değerde (−3,04 V) olması ve lityumun çok hafif bir metal olması, bu pillerin küçük bir kütlede yüksek gerilim ve yüksek enerji sağlamasının temel nedenlerindendir.</w:t>
       </w:r>
     </w:p>
     <w:tbl>
@@ -9445,18 +9361,9 @@
       <w:r>
         <w:rPr>
           <w:rFonts w:ascii="Times New Roman" w:hAnsi="Times New Roman" w:cs="Times New Roman"/>
-          <w:b/>
-          <w:bCs/>
-          <w:lang w:val="tr-TR"/>
-        </w:rPr>
-        <w:t xml:space="preserve">Görsel C:</w:t>
-      </w:r>
-      <w:r>
-        <w:rPr>
-          <w:rFonts w:ascii="Times New Roman" w:hAnsi="Times New Roman" w:cs="Times New Roman"/>
-          <w:lang w:val="tr-TR"/>
-        </w:rPr>
-        <w:t xml:space="preserve"> Farklı pil türleri</w:t>
+          <w:lang w:val="tr-TR"/>
+        </w:rPr>
+        <w:t xml:space="preserve">Farklı pil türleri</w:t>
       </w:r>
     </w:p>
     <w:p>
@@ -10055,7 +9962,7 @@
           <w:rFonts w:ascii="Times New Roman" w:hAnsi="Times New Roman" w:cs="Times New Roman"/>
           <w:lang w:val="tr-TR"/>
         </w:rPr>
-        <w:t xml:space="preserve">Sorularda gerekli standart indirgenme potansiyellerini Tablo D’den alınız.</w:t>
+        <w:t xml:space="preserve">Sorularda gerekli standart indirgenme potansiyellerini Tablo A’dan alınız.</w:t>
       </w:r>
     </w:p>
     <w:p>
@@ -10601,7 +10508,7 @@
           <w:rFonts w:ascii="Times New Roman" w:hAnsi="Times New Roman" w:cs="Times New Roman"/>
           <w:lang w:val="tr-TR"/>
         </w:rPr>
-        <w:t xml:space="preserve">/M yarı tepkimesinin standart indirgenme potansiyelini bulunuz ve M metalini Tablo D’den belirleyiniz.</w:t>
+        <w:t xml:space="preserve">/M yarı tepkimesinin standart indirgenme potansiyelini bulunuz ve M metalini Tablo A’dan belirleyiniz.</w:t>
       </w:r>
     </w:p>
     <w:tbl>
@@ -11254,7 +11161,7 @@
           <w:highlight w:val="yellow"/>
           <w:lang w:val="tr-TR"/>
         </w:rPr>
-        <w:t xml:space="preserve">Tablo D’deki standart indirgenme potansiyelleri ders kitaplarında yaygın kullanılan, iki ondalık basamağa yuvarlanmış değerlerdir (Chang &amp; Goldsby; Petrucci). Tablo A ve Tablo B’deki ölçüm değerleri bu değerlerden tarafımızca hesaplanmış öğretim amaçlı verilerdir.</w:t>
+        <w:t xml:space="preserve">Tablo A’daki standart indirgenme potansiyelleri ders kitaplarında yaygın kullanılan, iki ondalık basamağa yuvarlanmış değerlerdir (Chang &amp; Goldsby; Petrucci). Analiz ve Keşif Atölyesi 1.4.’teki tablolarda yer alan ölçüm değerleri bu değerlerden tarafımızca hesaplanmış öğretim amaçlı verilerdir.</w:t>
       </w:r>
     </w:p>
     <w:sectPr>

--- a/Kim12-1-4-Standart-Hucre-Potansiyeli.docx
+++ b/Kim12-1-4-Standart-Hucre-Potansiyeli.docx
@@ -72,7 +72,7 @@
                 <w:rFonts w:ascii="Times New Roman" w:hAnsi="Times New Roman" w:cs="Times New Roman"/>
                 <w:lang w:val="tr-TR"/>
               </w:rPr>
-              <w:t xml:space="preserve">GÖRSEL ALANI</w:t>
+              <w:t xml:space="preserve">GÖRSEL ALANI (Shutterstock)</w:t>
             </w:r>
           </w:p>
           <w:p>
@@ -104,23 +104,7 @@
                 <w:rFonts w:ascii="Times New Roman" w:hAnsi="Times New Roman" w:cs="Times New Roman"/>
                 <w:lang w:val="tr-TR"/>
               </w:rPr>
-              <w:t xml:space="preserve">Shutterstock arama: “lithium ion battery cells smartphone laptop”</w:t>
-            </w:r>
-          </w:p>
-          <w:p>
-            <w:pPr>
-              <w:jc w:val="both"/>
-              <w:rPr>
-                <w:rFonts w:ascii="Times New Roman" w:hAnsi="Times New Roman" w:cs="Times New Roman"/>
-                <w:lang w:val="tr-TR"/>
-              </w:rPr>
-            </w:pPr>
-            <w:r>
-              <w:rPr>
-                <w:rFonts w:ascii="Times New Roman" w:hAnsi="Times New Roman" w:cs="Times New Roman"/>
-                <w:lang w:val="tr-TR"/>
-              </w:rPr>
-              <w:t xml:space="preserve">Shutter ID: ……………</w:t>
+              <w:t xml:space="preserve">Shutter ID: 2382373611 (fotoğraf) — Lithium batteries on white background</w:t>
             </w:r>
           </w:p>
         </w:tc>
@@ -9287,7 +9271,7 @@
                 <w:rFonts w:ascii="Times New Roman" w:hAnsi="Times New Roman" w:cs="Times New Roman"/>
                 <w:lang w:val="tr-TR"/>
               </w:rPr>
-              <w:t xml:space="preserve">GÖRSEL ALANI</w:t>
+              <w:t xml:space="preserve">GÖRSEL ALANI (Shutterstock)</w:t>
             </w:r>
           </w:p>
           <w:p>
@@ -9319,23 +9303,7 @@
                 <w:rFonts w:ascii="Times New Roman" w:hAnsi="Times New Roman" w:cs="Times New Roman"/>
                 <w:lang w:val="tr-TR"/>
               </w:rPr>
-              <w:t xml:space="preserve">Shutterstock arama: “different types of batteries white background”</w:t>
-            </w:r>
-          </w:p>
-          <w:p>
-            <w:pPr>
-              <w:jc w:val="both"/>
-              <w:rPr>
-                <w:rFonts w:ascii="Times New Roman" w:hAnsi="Times New Roman" w:cs="Times New Roman"/>
-                <w:lang w:val="tr-TR"/>
-              </w:rPr>
-            </w:pPr>
-            <w:r>
-              <w:rPr>
-                <w:rFonts w:ascii="Times New Roman" w:hAnsi="Times New Roman" w:cs="Times New Roman"/>
-                <w:lang w:val="tr-TR"/>
-              </w:rPr>
-              <w:t xml:space="preserve">Shutter ID: ……………</w:t>
+              <w:t xml:space="preserve">Shutter ID: 2138004859 (fotoğraf) — Different types of batteries (AA, AAA, D, 9V, button cell)</w:t>
             </w:r>
           </w:p>
         </w:tc>

--- a/Kim12-1-4-Standart-Hucre-Potansiyeli.docx
+++ b/Kim12-1-4-Standart-Hucre-Potansiyeli.docx
@@ -4622,13 +4622,13 @@
           <w:rFonts w:ascii="Times New Roman" w:hAnsi="Times New Roman" w:cs="Times New Roman"/>
           <w:lang w:val="tr-TR"/>
         </w:rPr>
-        <w:t xml:space="preserve">E°</w:t>
-      </w:r>
-      <w:r>
-        <w:rPr>
-          <w:rFonts w:ascii="Times New Roman" w:hAnsi="Times New Roman" w:cs="Times New Roman"/>
+        <w:t xml:space="preserve">Hesapladığınız E°</w:t>
+      </w:r>
+      <w:r>
+        <w:rPr>
+          <w:rFonts w:ascii="Times New Roman" w:hAnsi="Times New Roman" w:cs="Times New Roman"/>
+          <w:lang w:val="tr-TR"/>
           <w:vertAlign w:val="subscript"/>
-          <w:lang w:val="tr-TR"/>
         </w:rPr>
         <w:t xml:space="preserve">hücre</w:t>
       </w:r>
@@ -4637,7 +4637,22 @@
           <w:rFonts w:ascii="Times New Roman" w:hAnsi="Times New Roman" w:cs="Times New Roman"/>
           <w:lang w:val="tr-TR"/>
         </w:rPr>
-        <w:t xml:space="preserve"> değerinin işareti ile tepkimenin istemli olup olmadığı arasında ulaştığınız çıkarımı yazınız. Çıkarımınızı arkadaşlarınızınkiyle karşılaştırarak ortak bir sonuca ulaşınız.</w:t>
+        <w:t xml:space="preserve"> değerlerini, tepkimenin gözlenip gözlenmemesine göre gruplandırarak bir örüntü belirleyiniz. Bu örüntüden yararlanarak E°</w:t>
+      </w:r>
+      <w:r>
+        <w:rPr>
+          <w:rFonts w:ascii="Times New Roman" w:hAnsi="Times New Roman" w:cs="Times New Roman"/>
+          <w:lang w:val="tr-TR"/>
+          <w:vertAlign w:val="subscript"/>
+        </w:rPr>
+        <w:t xml:space="preserve">hücre</w:t>
+      </w:r>
+      <w:r>
+        <w:rPr>
+          <w:rFonts w:ascii="Times New Roman" w:hAnsi="Times New Roman" w:cs="Times New Roman"/>
+          <w:lang w:val="tr-TR"/>
+        </w:rPr>
+        <w:t xml:space="preserve"> değerinin işareti ile tepkimenin istemli olup olmadığı arasındaki ilişkiye dair bir çıkarımda bulununuz ve çıkarımınızı hangi verilere dayandırdığınızı yazınız. Çıkarımınızı arkadaşlarınızınkiyle karşılaştırarak ortak bir sonuca ulaşınız.</w:t>
       </w:r>
     </w:p>
     <w:p>
@@ -4773,13 +4788,43 @@
           <w:rFonts w:ascii="Times New Roman" w:hAnsi="Times New Roman" w:cs="Times New Roman"/>
           <w:lang w:val="tr-TR"/>
         </w:rPr>
-        <w:t xml:space="preserve">Analiz ve Keşif Atölyesi 1.4.’te bir galvanik hücreye bağlanan voltmetrede okunan değerin hücre potansiyeli (E</w:t>
-      </w:r>
-      <w:r>
-        <w:rPr>
-          <w:rFonts w:ascii="Times New Roman" w:hAnsi="Times New Roman" w:cs="Times New Roman"/>
+        <w:t xml:space="preserve">Hücre potansiyeli, </w:t>
+      </w:r>
+      <w:r>
+        <w:rPr>
+          <w:b/>
+          <w:rFonts w:ascii="Times New Roman" w:hAnsi="Times New Roman" w:cs="Times New Roman"/>
+          <w:lang w:val="tr-TR"/>
+        </w:rPr>
+        <w:t xml:space="preserve">elektromotor kuvvet</w:t>
+      </w:r>
+      <w:r>
+        <w:rPr>
+          <w:rFonts w:ascii="Times New Roman" w:hAnsi="Times New Roman" w:cs="Times New Roman"/>
+          <w:lang w:val="tr-TR"/>
+        </w:rPr>
+        <w:t xml:space="preserve"> olarak da adlandırılır. Bir hücrenin potansiyeli elektrotların cinsine, iyon derişimlerine ve sıcaklığa bağlıdır. Bu nedenle farklı hücrelerin potansiyelleri ancak aynı koşullarda, yani standart koşullarda ölçülen </w:t>
+      </w:r>
+      <w:r>
+        <w:rPr>
+          <w:b/>
+          <w:rFonts w:ascii="Times New Roman" w:hAnsi="Times New Roman" w:cs="Times New Roman"/>
+          <w:lang w:val="tr-TR"/>
+        </w:rPr>
+        <w:t xml:space="preserve">standart hücre potansiyeli</w:t>
+      </w:r>
+      <w:r>
+        <w:rPr>
+          <w:rFonts w:ascii="Times New Roman" w:hAnsi="Times New Roman" w:cs="Times New Roman"/>
+          <w:lang w:val="tr-TR"/>
+        </w:rPr>
+        <w:t xml:space="preserve"> (E°</w:t>
+      </w:r>
+      <w:r>
+        <w:rPr>
+          <w:rFonts w:ascii="Times New Roman" w:hAnsi="Times New Roman" w:cs="Times New Roman"/>
+          <w:lang w:val="tr-TR"/>
           <w:vertAlign w:val="subscript"/>
-          <w:lang w:val="tr-TR"/>
         </w:rPr>
         <w:t xml:space="preserve">hücre</w:t>
       </w:r>
@@ -4788,54 +4833,7 @@
           <w:rFonts w:ascii="Times New Roman" w:hAnsi="Times New Roman" w:cs="Times New Roman"/>
           <w:lang w:val="tr-TR"/>
         </w:rPr>
-        <w:t xml:space="preserve">) olduğunu ve birimi volt (V) olan bu değerin hücreden hücreye değiştiğini gördünüz. Hücre potansiyeli, dış devrede elektronları anottan katoda doğru iten etkinin bir ölçüsüdür ve </w:t>
-      </w:r>
-      <w:r>
-        <w:rPr>
-          <w:rFonts w:ascii="Times New Roman" w:hAnsi="Times New Roman" w:cs="Times New Roman"/>
-          <w:b/>
-          <w:bCs/>
-          <w:lang w:val="tr-TR"/>
-        </w:rPr>
-        <w:t xml:space="preserve">elektromotor kuvvet</w:t>
-      </w:r>
-      <w:r>
-        <w:rPr>
-          <w:rFonts w:ascii="Times New Roman" w:hAnsi="Times New Roman" w:cs="Times New Roman"/>
-          <w:lang w:val="tr-TR"/>
-        </w:rPr>
-        <w:t xml:space="preserve"> olarak da adlandırılır. Hücre potansiyeli elektrotların cinsine, derişimlere ve sıcaklığa bağlı olduğundan farklı hücreleri karşılaştırmak için standart koşullar tanımlanmıştır: Çözeltideki iyonların derişimleri 1 M, gazların kısmi basınçları 1 atm ve sıcaklık 25 °C’dir. IUPAC günümüzde standart basınç olarak 1 bar’ı esas almaktadır; 1 atm ile 1 bar arasındaki fark hücre potansiyellerini önemli ölçüde değiştirmez. Bu koşullarda ölçülen hücre potansiyeline </w:t>
-      </w:r>
-      <w:r>
-        <w:rPr>
-          <w:rFonts w:ascii="Times New Roman" w:hAnsi="Times New Roman" w:cs="Times New Roman"/>
-          <w:b/>
-          <w:bCs/>
-          <w:lang w:val="tr-TR"/>
-        </w:rPr>
-        <w:t xml:space="preserve">standart hücre potansiyeli</w:t>
-      </w:r>
-      <w:r>
-        <w:rPr>
-          <w:rFonts w:ascii="Times New Roman" w:hAnsi="Times New Roman" w:cs="Times New Roman"/>
-          <w:lang w:val="tr-TR"/>
-        </w:rPr>
-        <w:t xml:space="preserve"> (E°</w:t>
-      </w:r>
-      <w:r>
-        <w:rPr>
-          <w:rFonts w:ascii="Times New Roman" w:hAnsi="Times New Roman" w:cs="Times New Roman"/>
-          <w:vertAlign w:val="subscript"/>
-          <w:lang w:val="tr-TR"/>
-        </w:rPr>
-        <w:t xml:space="preserve">hücre</w:t>
-      </w:r>
-      <w:r>
-        <w:rPr>
-          <w:rFonts w:ascii="Times New Roman" w:hAnsi="Times New Roman" w:cs="Times New Roman"/>
-          <w:lang w:val="tr-TR"/>
-        </w:rPr>
-        <w:t xml:space="preserve">) denir.</w:t>
+        <w:t xml:space="preserve">) değerleriyle karşılaştırılabilir. IUPAC günümüzde standart basınç olarak 1 atm yerine 1 bar’ı esas almaktadır; bu iki basınç arasındaki fark hücre potansiyellerini önemli ölçüde değiştirmez.</w:t>
       </w:r>
     </w:p>
     <w:p>
@@ -4851,13 +4849,12 @@
           <w:rFonts w:ascii="Times New Roman" w:hAnsi="Times New Roman" w:cs="Times New Roman"/>
           <w:lang w:val="tr-TR"/>
         </w:rPr>
-        <w:t xml:space="preserve">Bir yarı hücrenin potansiyeli tek başına ölçülemez; voltmetre her zaman iki yarı hücre arasındaki potansiyel farkını ölçer. Bu nedenle bilim insanları bir </w:t>
-      </w:r>
-      <w:r>
-        <w:rPr>
-          <w:rFonts w:ascii="Times New Roman" w:hAnsi="Times New Roman" w:cs="Times New Roman"/>
+        <w:t xml:space="preserve">Yarı hücrelerin potansiyellerini karşılaştırmak için ölçüt olarak seçilen elektroda </w:t>
+      </w:r>
+      <w:r>
+        <w:rPr>
           <w:b/>
-          <w:bCs/>
+          <w:rFonts w:ascii="Times New Roman" w:hAnsi="Times New Roman" w:cs="Times New Roman"/>
           <w:lang w:val="tr-TR"/>
         </w:rPr>
         <w:t xml:space="preserve">referans elektrot</w:t>
@@ -4867,13 +4864,12 @@
           <w:rFonts w:ascii="Times New Roman" w:hAnsi="Times New Roman" w:cs="Times New Roman"/>
           <w:lang w:val="tr-TR"/>
         </w:rPr>
-        <w:t xml:space="preserve"> seçmiş ve diğer yarı hücreleri bu elektrotla karşılaştırmıştır. Referans olarak kullanılan </w:t>
-      </w:r>
-      <w:r>
-        <w:rPr>
-          <w:rFonts w:ascii="Times New Roman" w:hAnsi="Times New Roman" w:cs="Times New Roman"/>
+        <w:t xml:space="preserve"> denir. Referans olarak kullanılan </w:t>
+      </w:r>
+      <w:r>
+        <w:rPr>
           <w:b/>
-          <w:bCs/>
+          <w:rFonts w:ascii="Times New Roman" w:hAnsi="Times New Roman" w:cs="Times New Roman"/>
           <w:lang w:val="tr-TR"/>
         </w:rPr>
         <w:t xml:space="preserve">standart hidrojen elektrodu</w:t>
@@ -4888,8 +4884,8 @@
       <w:r>
         <w:rPr>
           <w:rFonts w:ascii="Times New Roman" w:hAnsi="Times New Roman" w:cs="Times New Roman"/>
+          <w:lang w:val="tr-TR"/>
           <w:vertAlign w:val="superscript"/>
-          <w:lang w:val="tr-TR"/>
         </w:rPr>
         <w:t xml:space="preserve">+</w:t>
       </w:r>
@@ -4903,8 +4899,8 @@
       <w:r>
         <w:rPr>
           <w:rFonts w:ascii="Times New Roman" w:hAnsi="Times New Roman" w:cs="Times New Roman"/>
+          <w:lang w:val="tr-TR"/>
           <w:vertAlign w:val="subscript"/>
-          <w:lang w:val="tr-TR"/>
         </w:rPr>
         <w:t xml:space="preserve">2</w:t>
       </w:r>
@@ -4918,8 +4914,8 @@
       <w:r>
         <w:rPr>
           <w:rFonts w:ascii="Times New Roman" w:hAnsi="Times New Roman" w:cs="Times New Roman"/>
+          <w:lang w:val="tr-TR"/>
           <w:vertAlign w:val="superscript"/>
-          <w:lang w:val="tr-TR"/>
         </w:rPr>
         <w:t xml:space="preserve">+</w:t>
       </w:r>
@@ -4933,8 +4929,8 @@
       <w:r>
         <w:rPr>
           <w:rFonts w:ascii="Times New Roman" w:hAnsi="Times New Roman" w:cs="Times New Roman"/>
+          <w:lang w:val="tr-TR"/>
           <w:vertAlign w:val="subscript"/>
-          <w:lang w:val="tr-TR"/>
         </w:rPr>
         <w:t xml:space="preserve">2</w:t>
       </w:r>
@@ -4943,7 +4939,7 @@
           <w:rFonts w:ascii="Times New Roman" w:hAnsi="Times New Roman" w:cs="Times New Roman"/>
           <w:lang w:val="tr-TR"/>
         </w:rPr>
-        <w:t xml:space="preserve"> molekülleri arasındaki elektron alışverişi için yüzey sağlar. SHE’nin potansiyeli 0,00 V olarak kabul edilmiştir.</w:t>
+        <w:t xml:space="preserve"> molekülleri arasındaki elektron alışverişi için yüzey sağlar. SHE’nin potansiyelinin 0,00 V kabul edilmesi bilim insanlarının ortak kararıdır; diğer bütün yarı hücrelerin potansiyelleri bu değere göre belirlenir.</w:t>
       </w:r>
     </w:p>
     <w:p>
@@ -4959,13 +4955,103 @@
           <w:rFonts w:ascii="Times New Roman" w:hAnsi="Times New Roman" w:cs="Times New Roman"/>
           <w:lang w:val="tr-TR"/>
         </w:rPr>
-        <w:t xml:space="preserve">Atölyede SHE’ye karşı katot olan bakır ve gümüş yarı hücrelerinde metal iyonlarının H</w:t>
-      </w:r>
-      <w:r>
-        <w:rPr>
-          <w:rFonts w:ascii="Times New Roman" w:hAnsi="Times New Roman" w:cs="Times New Roman"/>
+        <w:t xml:space="preserve">Bir yarı tepkimenin indirgenme yönünde yazılarak SHE’ye karşı standart koşullarda ölçülen potansiyeline </w:t>
+      </w:r>
+      <w:r>
+        <w:rPr>
+          <w:b/>
+          <w:rFonts w:ascii="Times New Roman" w:hAnsi="Times New Roman" w:cs="Times New Roman"/>
+          <w:lang w:val="tr-TR"/>
+        </w:rPr>
+        <w:t xml:space="preserve">standart indirgenme potansiyeli</w:t>
+      </w:r>
+      <w:r>
+        <w:rPr>
+          <w:rFonts w:ascii="Times New Roman" w:hAnsi="Times New Roman" w:cs="Times New Roman"/>
+          <w:lang w:val="tr-TR"/>
+        </w:rPr>
+        <w:t xml:space="preserve"> (standart elektrot potansiyeli, E°) denir. SHE’ye karşı katot olan yarı hücrelerin E° değeri pozitif, anot olanlarınki negatif işaretle yazılır. Örneğin Br</w:t>
+      </w:r>
+      <w:r>
+        <w:rPr>
+          <w:rFonts w:ascii="Times New Roman" w:hAnsi="Times New Roman" w:cs="Times New Roman"/>
+          <w:lang w:val="tr-TR"/>
+          <w:vertAlign w:val="subscript"/>
+        </w:rPr>
+        <w:t xml:space="preserve">2</w:t>
+      </w:r>
+      <w:r>
+        <w:rPr>
+          <w:rFonts w:ascii="Times New Roman" w:hAnsi="Times New Roman" w:cs="Times New Roman"/>
+          <w:lang w:val="tr-TR"/>
+        </w:rPr>
+        <w:t xml:space="preserve">/Br</w:t>
+      </w:r>
+      <w:r>
+        <w:rPr>
+          <w:rFonts w:ascii="Times New Roman" w:hAnsi="Times New Roman" w:cs="Times New Roman"/>
+          <w:lang w:val="tr-TR"/>
           <w:vertAlign w:val="superscript"/>
-          <w:lang w:val="tr-TR"/>
+        </w:rPr>
+        <w:t xml:space="preserve">−</w:t>
+      </w:r>
+      <w:r>
+        <w:rPr>
+          <w:rFonts w:ascii="Times New Roman" w:hAnsi="Times New Roman" w:cs="Times New Roman"/>
+          <w:lang w:val="tr-TR"/>
+        </w:rPr>
+        <w:t xml:space="preserve"> yarı hücresi standart koşullarda SHE ile birleştirildiğinde katot olur ve voltmetre 1,07 V gösterir; bu nedenle Br</w:t>
+      </w:r>
+      <w:r>
+        <w:rPr>
+          <w:rFonts w:ascii="Times New Roman" w:hAnsi="Times New Roman" w:cs="Times New Roman"/>
+          <w:lang w:val="tr-TR"/>
+          <w:vertAlign w:val="subscript"/>
+        </w:rPr>
+        <w:t xml:space="preserve">2</w:t>
+      </w:r>
+      <w:r>
+        <w:rPr>
+          <w:rFonts w:ascii="Times New Roman" w:hAnsi="Times New Roman" w:cs="Times New Roman"/>
+          <w:lang w:val="tr-TR"/>
+        </w:rPr>
+        <w:t xml:space="preserve">/Br</w:t>
+      </w:r>
+      <w:r>
+        <w:rPr>
+          <w:rFonts w:ascii="Times New Roman" w:hAnsi="Times New Roman" w:cs="Times New Roman"/>
+          <w:lang w:val="tr-TR"/>
+          <w:vertAlign w:val="superscript"/>
+        </w:rPr>
+        <w:t xml:space="preserve">−</w:t>
+      </w:r>
+      <w:r>
+        <w:rPr>
+          <w:rFonts w:ascii="Times New Roman" w:hAnsi="Times New Roman" w:cs="Times New Roman"/>
+          <w:lang w:val="tr-TR"/>
+        </w:rPr>
+        <w:t xml:space="preserve"> yarı tepkimesinin E° değeri +1,07 V’tur. Kurşun yarı hücresi ise SHE’ye karşı anot olur ve voltmetrede 0,13 V okunur; Pb</w:t>
+      </w:r>
+      <w:r>
+        <w:rPr>
+          <w:rFonts w:ascii="Times New Roman" w:hAnsi="Times New Roman" w:cs="Times New Roman"/>
+          <w:lang w:val="tr-TR"/>
+          <w:vertAlign w:val="superscript"/>
+        </w:rPr>
+        <w:t xml:space="preserve">2+</w:t>
+      </w:r>
+      <w:r>
+        <w:rPr>
+          <w:rFonts w:ascii="Times New Roman" w:hAnsi="Times New Roman" w:cs="Times New Roman"/>
+          <w:lang w:val="tr-TR"/>
+        </w:rPr>
+        <w:t xml:space="preserve">/Pb yarı tepkimesinin E° değeri −0,13 V’tur. Pozitif E° değeri, türün H</w:t>
+      </w:r>
+      <w:r>
+        <w:rPr>
+          <w:rFonts w:ascii="Times New Roman" w:hAnsi="Times New Roman" w:cs="Times New Roman"/>
+          <w:lang w:val="tr-TR"/>
+          <w:vertAlign w:val="superscript"/>
         </w:rPr>
         <w:t xml:space="preserve">+</w:t>
       </w:r>
@@ -4974,13 +5060,13 @@
           <w:rFonts w:ascii="Times New Roman" w:hAnsi="Times New Roman" w:cs="Times New Roman"/>
           <w:lang w:val="tr-TR"/>
         </w:rPr>
-        <w:t xml:space="preserve"> iyonlarından daha kolay indirgendiğini, anot olan çinko, nikel ve magnezyumun ise H</w:t>
-      </w:r>
-      <w:r>
-        <w:rPr>
-          <w:rFonts w:ascii="Times New Roman" w:hAnsi="Times New Roman" w:cs="Times New Roman"/>
+        <w:t xml:space="preserve"> iyonlarından daha kolay indirgendiğini; negatif E° değeri ise yarı tepkimedeki metalin H</w:t>
+      </w:r>
+      <w:r>
+        <w:rPr>
+          <w:rFonts w:ascii="Times New Roman" w:hAnsi="Times New Roman" w:cs="Times New Roman"/>
+          <w:lang w:val="tr-TR"/>
           <w:vertAlign w:val="subscript"/>
-          <w:lang w:val="tr-TR"/>
         </w:rPr>
         <w:t xml:space="preserve">2</w:t>
       </w:r>
@@ -4989,53 +5075,7 @@
           <w:rFonts w:ascii="Times New Roman" w:hAnsi="Times New Roman" w:cs="Times New Roman"/>
           <w:lang w:val="tr-TR"/>
         </w:rPr>
-        <w:t xml:space="preserve">’den daha kolay yükseltgendiğini fark ettiniz. Bir yarı tepkimenin indirgenme yönünde yazılarak SHE’ye karşı standart koşullarda ölçülen potansiyeline </w:t>
-      </w:r>
-      <w:r>
-        <w:rPr>
-          <w:rFonts w:ascii="Times New Roman" w:hAnsi="Times New Roman" w:cs="Times New Roman"/>
-          <w:b/>
-          <w:bCs/>
-          <w:lang w:val="tr-TR"/>
-        </w:rPr>
-        <w:t xml:space="preserve">standart indirgenme potansiyeli</w:t>
-      </w:r>
-      <w:r>
-        <w:rPr>
-          <w:rFonts w:ascii="Times New Roman" w:hAnsi="Times New Roman" w:cs="Times New Roman"/>
-          <w:lang w:val="tr-TR"/>
-        </w:rPr>
-        <w:t xml:space="preserve"> (standart elektrot potansiyeli, E°) denir. SHE’ye karşı katot olan yarı hücrelerin E° değeri pozitif, anot olanlarınki negatif işaretle yazılır. Örneğin Cu</w:t>
-      </w:r>
-      <w:r>
-        <w:rPr>
-          <w:rFonts w:ascii="Times New Roman" w:hAnsi="Times New Roman" w:cs="Times New Roman"/>
-          <w:vertAlign w:val="superscript"/>
-          <w:lang w:val="tr-TR"/>
-        </w:rPr>
-        <w:t xml:space="preserve">2+</w:t>
-      </w:r>
-      <w:r>
-        <w:rPr>
-          <w:rFonts w:ascii="Times New Roman" w:hAnsi="Times New Roman" w:cs="Times New Roman"/>
-          <w:lang w:val="tr-TR"/>
-        </w:rPr>
-        <w:t xml:space="preserve">/Cu yarı tepkimesinin E° değeri +0,34 V, Zn</w:t>
-      </w:r>
-      <w:r>
-        <w:rPr>
-          <w:rFonts w:ascii="Times New Roman" w:hAnsi="Times New Roman" w:cs="Times New Roman"/>
-          <w:vertAlign w:val="superscript"/>
-          <w:lang w:val="tr-TR"/>
-        </w:rPr>
-        <w:t xml:space="preserve">2+</w:t>
-      </w:r>
-      <w:r>
-        <w:rPr>
-          <w:rFonts w:ascii="Times New Roman" w:hAnsi="Times New Roman" w:cs="Times New Roman"/>
-          <w:lang w:val="tr-TR"/>
-        </w:rPr>
-        <w:t xml:space="preserve">/Zn yarı tepkimesininki ise −0,76 V’tur. Bazı yarı tepkimelerin standart indirgenme potansiyelleri Tablo A’da verilmiştir.</w:t>
+        <w:t xml:space="preserve">’den daha kolay yükseltgendiğini gösterir. Bazı yarı tepkimelerin standart indirgenme potansiyelleri Tablo A’da verilmiştir.</w:t>
       </w:r>
     </w:p>
     <w:p>
@@ -7632,7 +7672,7 @@
           <w:rFonts w:ascii="Times New Roman" w:hAnsi="Times New Roman" w:cs="Times New Roman"/>
           <w:lang w:val="tr-TR"/>
         </w:rPr>
-        <w:t xml:space="preserve">. Bu sıralama, önceki konuda deneylerle belirlediğiniz metallerin aktiflik sıralamasıyla uyumludur. Bir yarı tepkime ters yönde yazıldığında potansiyelinin işareti değişir. Örneğin Zn(k) → Zn</w:t>
+        <w:t xml:space="preserve">. Bu sıralama, metallerin aktiflik dizisiyle uyumludur. Bir yarı tepkime ters yönde yazıldığında potansiyelinin işareti değişir. Örneğin Pb(k) → Pb</w:t>
       </w:r>
       <w:r>
         <w:rPr>
@@ -7662,7 +7702,7 @@
           <w:rFonts w:ascii="Times New Roman" w:hAnsi="Times New Roman" w:cs="Times New Roman"/>
           <w:lang w:val="tr-TR"/>
         </w:rPr>
-        <w:t xml:space="preserve"> yükseltgenme yarı tepkimesinin standart yükseltgenme potansiyeli +0,76 V’tur.</w:t>
+        <w:t xml:space="preserve"> yükseltgenme yarı tepkimesinin standart yükseltgenme potansiyeli +0,13 V’tur.</w:t>
       </w:r>
     </w:p>
     <w:p>
@@ -7678,7 +7718,7 @@
           <w:rFonts w:ascii="Times New Roman" w:hAnsi="Times New Roman" w:cs="Times New Roman"/>
           <w:lang w:val="tr-TR"/>
         </w:rPr>
-        <w:t xml:space="preserve">Atölyede standart hücre potansiyellerinin verildiği tablodaki her hücre için ölçülen potansiyelin, katottaki yarı tepkimenin standart indirgenme potansiyelinden anottaki yarı tepkimenin standart indirgenme potansiyeli çıkarılarak bulunabileceği örüntüsünü keşfettiniz. Bu örüntüyü yeni hücrelerde de sınadınız. Bilim insanlarının ulaştığı genelleme de aynıdır: Bir elektrokimyasal hücrenin standart hücre potansiyeli, katot ve anottaki yarı tepkimelerin standart indirgenme potansiyellerinin farkına eşittir.</w:t>
+        <w:t xml:space="preserve">Standart indirgenme potansiyelleri bilinen iki yarı hücreden oluşan bir hücrenin standart potansiyeli, hücre kurulmadan hesaplanabilir. Bir elektrokimyasal hücrenin standart hücre potansiyeli, katot ve anottaki yarı tepkimelerin standart indirgenme potansiyellerinin farkına eşittir:</w:t>
       </w:r>
     </w:p>
     <w:tbl>
@@ -7915,7 +7955,97 @@
           <w:rFonts w:ascii="Times New Roman" w:hAnsi="Times New Roman" w:cs="Times New Roman"/>
           <w:lang w:val="tr-TR"/>
         </w:rPr>
-        <w:t xml:space="preserve">Bu eşitlikte her iki değer de indirgenme potansiyeli olarak, tablodaki işaretiyle birlikte kullanılır. Ayrıca atölyede Zn-Ag ve Cu-Ag hücrelerinde gümüş yarı tepkimesi 2 ile çarpıldığı hâlde hesaplamada +0,80 V değerinin değişmeden kullanıldığını fark ettiniz. Standart indirgenme potansiyeli, bir elektronun aktarılma eğilimini gösteren ve madde miktarına bağlı olmayan bir özelliktir. Bu nedenle yarı tepkimeler denkleştirme amacıyla herhangi bir sayıyla çarpıldığında E° değeri değişmez.</w:t>
+        <w:t xml:space="preserve">Bu eşitlikte her iki değer de indirgenme potansiyeli olarak, tablodaki işaretiyle birlikte kullanılır. Örneğin Cr(k) | Cr</w:t>
+      </w:r>
+      <w:r>
+        <w:rPr>
+          <w:rFonts w:ascii="Times New Roman" w:hAnsi="Times New Roman" w:cs="Times New Roman"/>
+          <w:lang w:val="tr-TR"/>
+          <w:vertAlign w:val="superscript"/>
+        </w:rPr>
+        <w:t xml:space="preserve">3+</w:t>
+      </w:r>
+      <w:r>
+        <w:rPr>
+          <w:rFonts w:ascii="Times New Roman" w:hAnsi="Times New Roman" w:cs="Times New Roman"/>
+          <w:lang w:val="tr-TR"/>
+        </w:rPr>
+        <w:t xml:space="preserve">(suda, 1 M) || Pb</w:t>
+      </w:r>
+      <w:r>
+        <w:rPr>
+          <w:rFonts w:ascii="Times New Roman" w:hAnsi="Times New Roman" w:cs="Times New Roman"/>
+          <w:lang w:val="tr-TR"/>
+          <w:vertAlign w:val="superscript"/>
+        </w:rPr>
+        <w:t xml:space="preserve">2+</w:t>
+      </w:r>
+      <w:r>
+        <w:rPr>
+          <w:rFonts w:ascii="Times New Roman" w:hAnsi="Times New Roman" w:cs="Times New Roman"/>
+          <w:lang w:val="tr-TR"/>
+        </w:rPr>
+        <w:t xml:space="preserve">(suda, 1 M) | Pb(k) hücresinde krom yükseltgenir, Pb</w:t>
+      </w:r>
+      <w:r>
+        <w:rPr>
+          <w:rFonts w:ascii="Times New Roman" w:hAnsi="Times New Roman" w:cs="Times New Roman"/>
+          <w:lang w:val="tr-TR"/>
+          <w:vertAlign w:val="superscript"/>
+        </w:rPr>
+        <w:t xml:space="preserve">2+</w:t>
+      </w:r>
+      <w:r>
+        <w:rPr>
+          <w:rFonts w:ascii="Times New Roman" w:hAnsi="Times New Roman" w:cs="Times New Roman"/>
+          <w:lang w:val="tr-TR"/>
+        </w:rPr>
+        <w:t xml:space="preserve"> iyonları indirgenir. Alınan ve verilen elektron sayılarını eşitlemek için yükseltgenme yarı tepkimesi 2 ile, indirgenme yarı tepkimesi 3 ile çarpılır ve net tepkime 2Cr(k) + 3Pb</w:t>
+      </w:r>
+      <w:r>
+        <w:rPr>
+          <w:rFonts w:ascii="Times New Roman" w:hAnsi="Times New Roman" w:cs="Times New Roman"/>
+          <w:lang w:val="tr-TR"/>
+          <w:vertAlign w:val="superscript"/>
+        </w:rPr>
+        <w:t xml:space="preserve">2+</w:t>
+      </w:r>
+      <w:r>
+        <w:rPr>
+          <w:rFonts w:ascii="Times New Roman" w:hAnsi="Times New Roman" w:cs="Times New Roman"/>
+          <w:lang w:val="tr-TR"/>
+        </w:rPr>
+        <w:t xml:space="preserve">(suda) → 2Cr</w:t>
+      </w:r>
+      <w:r>
+        <w:rPr>
+          <w:rFonts w:ascii="Times New Roman" w:hAnsi="Times New Roman" w:cs="Times New Roman"/>
+          <w:lang w:val="tr-TR"/>
+          <w:vertAlign w:val="superscript"/>
+        </w:rPr>
+        <w:t xml:space="preserve">3+</w:t>
+      </w:r>
+      <w:r>
+        <w:rPr>
+          <w:rFonts w:ascii="Times New Roman" w:hAnsi="Times New Roman" w:cs="Times New Roman"/>
+          <w:lang w:val="tr-TR"/>
+        </w:rPr>
+        <w:t xml:space="preserve">(suda) + 3Pb(k) olur. Hücrenin standart potansiyeli E°</w:t>
+      </w:r>
+      <w:r>
+        <w:rPr>
+          <w:rFonts w:ascii="Times New Roman" w:hAnsi="Times New Roman" w:cs="Times New Roman"/>
+          <w:lang w:val="tr-TR"/>
+          <w:vertAlign w:val="subscript"/>
+        </w:rPr>
+        <w:t xml:space="preserve">hücre</w:t>
+      </w:r>
+      <w:r>
+        <w:rPr>
+          <w:rFonts w:ascii="Times New Roman" w:hAnsi="Times New Roman" w:cs="Times New Roman"/>
+          <w:lang w:val="tr-TR"/>
+        </w:rPr>
+        <w:t xml:space="preserve"> = (−0,13 V) − (−0,74 V) = 0,61 V’tur. Hesaplamada yarı tepkimelerin 2 ve 3 ile çarpılmış olması kullanılan E° değerlerini değiştirmez. Standart indirgenme potansiyeli, bir türün elektron alma eğilimini gösteren ve madde miktarına bağlı olmayan bir özelliktir. Bu nedenle yarı tepkimeler denkleştirme amacıyla herhangi bir sayıyla çarpıldığında E° değeri değişmez.</w:t>
       </w:r>
     </w:p>
     <w:p>
@@ -7931,13 +8061,13 @@
           <w:rFonts w:ascii="Times New Roman" w:hAnsi="Times New Roman" w:cs="Times New Roman"/>
           <w:lang w:val="tr-TR"/>
         </w:rPr>
-        <w:t xml:space="preserve">Atölyenin 3. Aşamasında E°</w:t>
-      </w:r>
-      <w:r>
-        <w:rPr>
-          <w:rFonts w:ascii="Times New Roman" w:hAnsi="Times New Roman" w:cs="Times New Roman"/>
+        <w:t xml:space="preserve">E°</w:t>
+      </w:r>
+      <w:r>
+        <w:rPr>
+          <w:rFonts w:ascii="Times New Roman" w:hAnsi="Times New Roman" w:cs="Times New Roman"/>
+          <w:lang w:val="tr-TR"/>
           <w:vertAlign w:val="subscript"/>
-          <w:lang w:val="tr-TR"/>
         </w:rPr>
         <w:t xml:space="preserve">hücre</w:t>
       </w:r>
@@ -7946,13 +8076,13 @@
           <w:rFonts w:ascii="Times New Roman" w:hAnsi="Times New Roman" w:cs="Times New Roman"/>
           <w:lang w:val="tr-TR"/>
         </w:rPr>
-        <w:t xml:space="preserve"> değeri pozitif olan tepkimelerin gözlenebildiğini, negatif olanların ise gerçekleşmediğini fark ettiniz. Buradan, E°</w:t>
-      </w:r>
-      <w:r>
-        <w:rPr>
-          <w:rFonts w:ascii="Times New Roman" w:hAnsi="Times New Roman" w:cs="Times New Roman"/>
+        <w:t xml:space="preserve"> değerinin işareti, bir redoks tepkimesinin kendiliğinden gerçekleşip gerçekleşmeyeceğini de gösterir. E°</w:t>
+      </w:r>
+      <w:r>
+        <w:rPr>
+          <w:rFonts w:ascii="Times New Roman" w:hAnsi="Times New Roman" w:cs="Times New Roman"/>
+          <w:lang w:val="tr-TR"/>
           <w:vertAlign w:val="subscript"/>
-          <w:lang w:val="tr-TR"/>
         </w:rPr>
         <w:t xml:space="preserve">hücre</w:t>
       </w:r>
@@ -7961,13 +8091,12 @@
           <w:rFonts w:ascii="Times New Roman" w:hAnsi="Times New Roman" w:cs="Times New Roman"/>
           <w:lang w:val="tr-TR"/>
         </w:rPr>
-        <w:t xml:space="preserve"> &gt; 0 olan tepkimelerin standart koşullarda </w:t>
-      </w:r>
-      <w:r>
-        <w:rPr>
-          <w:rFonts w:ascii="Times New Roman" w:hAnsi="Times New Roman" w:cs="Times New Roman"/>
+        <w:t xml:space="preserve"> &gt; 0 olan tepkimeler standart koşullarda </w:t>
+      </w:r>
+      <w:r>
+        <w:rPr>
           <w:b/>
-          <w:bCs/>
+          <w:rFonts w:ascii="Times New Roman" w:hAnsi="Times New Roman" w:cs="Times New Roman"/>
           <w:lang w:val="tr-TR"/>
         </w:rPr>
         <w:t xml:space="preserve">istemli</w:t>
@@ -7982,8 +8111,8 @@
       <w:r>
         <w:rPr>
           <w:rFonts w:ascii="Times New Roman" w:hAnsi="Times New Roman" w:cs="Times New Roman"/>
+          <w:lang w:val="tr-TR"/>
           <w:vertAlign w:val="subscript"/>
-          <w:lang w:val="tr-TR"/>
         </w:rPr>
         <w:t xml:space="preserve">hücre</w:t>
       </w:r>
@@ -7992,29 +8121,43 @@
           <w:rFonts w:ascii="Times New Roman" w:hAnsi="Times New Roman" w:cs="Times New Roman"/>
           <w:lang w:val="tr-TR"/>
         </w:rPr>
-        <w:t xml:space="preserve"> &lt; 0 olanların ise </w:t>
-      </w:r>
-      <w:r>
-        <w:rPr>
-          <w:rFonts w:ascii="Times New Roman" w:hAnsi="Times New Roman" w:cs="Times New Roman"/>
+        <w:t xml:space="preserve"> &lt; 0 olanlar ise </w:t>
+      </w:r>
+      <w:r>
+        <w:rPr>
           <w:b/>
-          <w:bCs/>
-          <w:lang w:val="tr-TR"/>
-        </w:rPr>
-        <w:t xml:space="preserve">istemsiz</w:t>
-      </w:r>
-      <w:r>
-        <w:rPr>
-          <w:rFonts w:ascii="Times New Roman" w:hAnsi="Times New Roman" w:cs="Times New Roman"/>
-          <w:lang w:val="tr-TR"/>
-        </w:rPr>
-        <w:t xml:space="preserve"> olduğu sonucuna ulaşılabilir. İstemsiz bir tepkimenin tersi istemlidir. Örneğin Cu(k) + Zn</w:t>
-      </w:r>
-      <w:r>
-        <w:rPr>
-          <w:rFonts w:ascii="Times New Roman" w:hAnsi="Times New Roman" w:cs="Times New Roman"/>
+          <w:rFonts w:ascii="Times New Roman" w:hAnsi="Times New Roman" w:cs="Times New Roman"/>
+          <w:lang w:val="tr-TR"/>
+        </w:rPr>
+        <w:t xml:space="preserve">istemsizdir</w:t>
+      </w:r>
+      <w:r>
+        <w:rPr>
+          <w:rFonts w:ascii="Times New Roman" w:hAnsi="Times New Roman" w:cs="Times New Roman"/>
+          <w:lang w:val="tr-TR"/>
+        </w:rPr>
+        <w:t xml:space="preserve">. İstemsiz bir tepkimenin tersi istemlidir. Örneğin 3Sn(k) + 2Al</w:t>
+      </w:r>
+      <w:r>
+        <w:rPr>
+          <w:rFonts w:ascii="Times New Roman" w:hAnsi="Times New Roman" w:cs="Times New Roman"/>
+          <w:lang w:val="tr-TR"/>
           <w:vertAlign w:val="superscript"/>
-          <w:lang w:val="tr-TR"/>
+        </w:rPr>
+        <w:t xml:space="preserve">3+</w:t>
+      </w:r>
+      <w:r>
+        <w:rPr>
+          <w:rFonts w:ascii="Times New Roman" w:hAnsi="Times New Roman" w:cs="Times New Roman"/>
+          <w:lang w:val="tr-TR"/>
+        </w:rPr>
+        <w:t xml:space="preserve">(suda) → 3Sn</w:t>
+      </w:r>
+      <w:r>
+        <w:rPr>
+          <w:rFonts w:ascii="Times New Roman" w:hAnsi="Times New Roman" w:cs="Times New Roman"/>
+          <w:lang w:val="tr-TR"/>
+          <w:vertAlign w:val="superscript"/>
         </w:rPr>
         <w:t xml:space="preserve">2+</w:t>
       </w:r>
@@ -8023,13 +8166,28 @@
           <w:rFonts w:ascii="Times New Roman" w:hAnsi="Times New Roman" w:cs="Times New Roman"/>
           <w:lang w:val="tr-TR"/>
         </w:rPr>
-        <w:t xml:space="preserve">(suda) → Cu</w:t>
-      </w:r>
-      <w:r>
-        <w:rPr>
-          <w:rFonts w:ascii="Times New Roman" w:hAnsi="Times New Roman" w:cs="Times New Roman"/>
+        <w:t xml:space="preserve">(suda) + 2Al(k) tepkimesinin E°</w:t>
+      </w:r>
+      <w:r>
+        <w:rPr>
+          <w:rFonts w:ascii="Times New Roman" w:hAnsi="Times New Roman" w:cs="Times New Roman"/>
+          <w:lang w:val="tr-TR"/>
+          <w:vertAlign w:val="subscript"/>
+        </w:rPr>
+        <w:t xml:space="preserve">hücre</w:t>
+      </w:r>
+      <w:r>
+        <w:rPr>
+          <w:rFonts w:ascii="Times New Roman" w:hAnsi="Times New Roman" w:cs="Times New Roman"/>
+          <w:lang w:val="tr-TR"/>
+        </w:rPr>
+        <w:t xml:space="preserve"> değeri (−1,66 V) − (−0,14 V) = −1,52 V olduğundan bu tepkime standart koşullarda kendiliğinden gerçekleşmez; tersi olan alüminyum ile Sn</w:t>
+      </w:r>
+      <w:r>
+        <w:rPr>
+          <w:rFonts w:ascii="Times New Roman" w:hAnsi="Times New Roman" w:cs="Times New Roman"/>
+          <w:lang w:val="tr-TR"/>
           <w:vertAlign w:val="superscript"/>
-          <w:lang w:val="tr-TR"/>
         </w:rPr>
         <w:t xml:space="preserve">2+</w:t>
       </w:r>
@@ -8038,13 +8196,13 @@
           <w:rFonts w:ascii="Times New Roman" w:hAnsi="Times New Roman" w:cs="Times New Roman"/>
           <w:lang w:val="tr-TR"/>
         </w:rPr>
-        <w:t xml:space="preserve">(suda) + Zn(k) tepkimesinin E°</w:t>
-      </w:r>
-      <w:r>
-        <w:rPr>
-          <w:rFonts w:ascii="Times New Roman" w:hAnsi="Times New Roman" w:cs="Times New Roman"/>
+        <w:t xml:space="preserve"> iyonlarının tepkimesi ise istemlidir. Standart koşullarda çalışan bir galvanik hücrede gerçekleşen tepkime istemli olduğundan galvanik hücrelerin E°</w:t>
+      </w:r>
+      <w:r>
+        <w:rPr>
+          <w:rFonts w:ascii="Times New Roman" w:hAnsi="Times New Roman" w:cs="Times New Roman"/>
+          <w:lang w:val="tr-TR"/>
           <w:vertAlign w:val="subscript"/>
-          <w:lang w:val="tr-TR"/>
         </w:rPr>
         <w:t xml:space="preserve">hücre</w:t>
       </w:r>
@@ -8053,37 +8211,7 @@
           <w:rFonts w:ascii="Times New Roman" w:hAnsi="Times New Roman" w:cs="Times New Roman"/>
           <w:lang w:val="tr-TR"/>
         </w:rPr>
-        <w:t xml:space="preserve"> değeri −1,10 V olduğundan bu tepkime gerçekleşmez, tersi olan çinko ile Cu</w:t>
-      </w:r>
-      <w:r>
-        <w:rPr>
-          <w:rFonts w:ascii="Times New Roman" w:hAnsi="Times New Roman" w:cs="Times New Roman"/>
-          <w:vertAlign w:val="superscript"/>
-          <w:lang w:val="tr-TR"/>
-        </w:rPr>
-        <w:t xml:space="preserve">2+</w:t>
-      </w:r>
-      <w:r>
-        <w:rPr>
-          <w:rFonts w:ascii="Times New Roman" w:hAnsi="Times New Roman" w:cs="Times New Roman"/>
-          <w:lang w:val="tr-TR"/>
-        </w:rPr>
-        <w:t xml:space="preserve"> iyonlarının tepkimesi ise kendiliğinden gerçekleşir. Galvanik hücrelerde gerçekleşen tepkimeler istemli olduğundan galvanik hücrelerin E°</w:t>
-      </w:r>
-      <w:r>
-        <w:rPr>
-          <w:rFonts w:ascii="Times New Roman" w:hAnsi="Times New Roman" w:cs="Times New Roman"/>
-          <w:vertAlign w:val="subscript"/>
-          <w:lang w:val="tr-TR"/>
-        </w:rPr>
-        <w:t xml:space="preserve">hücre</w:t>
-      </w:r>
-      <w:r>
-        <w:rPr>
-          <w:rFonts w:ascii="Times New Roman" w:hAnsi="Times New Roman" w:cs="Times New Roman"/>
-          <w:lang w:val="tr-TR"/>
-        </w:rPr>
-        <w:t xml:space="preserve"> değeri her zaman pozitiftir. İstemsiz tepkimelerin dışarıdan elektrik enerjisi verilerek nasıl gerçekleştirilebileceğini elektrolitik hücreler konusunda inceleyeceksiniz.</w:t>
+        <w:t xml:space="preserve"> değeri pozitiftir. İstemsiz tepkimelerin dışarıdan elektrik enerjisi verilerek nasıl gerçekleştirilebileceğini elektrolitik hücreler konusunda inceleyeceksiniz.</w:t>
       </w:r>
     </w:p>
     <w:p>
@@ -10532,7 +10660,7 @@
           <w:rFonts w:ascii="Times New Roman" w:hAnsi="Times New Roman" w:cs="Times New Roman"/>
           <w:lang w:val="tr-TR"/>
         </w:rPr>
-        <w:t xml:space="preserve">Zn, Cu, Ag, Mg ve Ni metallerinin 1 M iyon çözeltilerine daldırılmasıyla oluşturulan yarı hücreler kullanılarak galvanik hücreler kurulacaktır. Standart hücre potansiyeli en büyük ve en küçük olan hücrelerin şemalarını yazarak potansiyellerini hesaplayınız.</w:t>
+        <w:t xml:space="preserve">Ni, Pb, Fe, Mg ve Au metallerinin 1 M iyon çözeltilerine daldırılmasıyla oluşturulan yarı hücreler kullanılarak galvanik hücreler kurulacaktır. Standart hücre potansiyeli en büyük ve en küçük olan hücrelerin şemalarını yazarak potansiyellerini hesaplayınız.</w:t>
       </w:r>
     </w:p>
     <w:tbl>

--- a/Kim12-1-4-Standart-Hucre-Potansiyeli.docx
+++ b/Kim12-1-4-Standart-Hucre-Potansiyeli.docx
@@ -36,7 +36,7 @@
           <w:rFonts w:ascii="Times New Roman" w:hAnsi="Times New Roman" w:cs="Times New Roman"/>
           <w:lang w:val="tr-TR"/>
         </w:rPr>
-        <w:t xml:space="preserve">2019 yılında Nobel Kimya Ödülü, lityum iyon pillerin geliştirilmesine katkıda bulunan John B. Goodenough, M. Stanley Whittingham ve Akira Yoshino’ya verildi. Hafif, şarj edilebilir ve yüksek enerji depolayabilen bu piller sayesinde cep telefonları ve dizüstü bilgisayarlar cebe sığacak kadar küçüldü, elektrikli araçlar yaygınlaşmaya başladı (Görsel A). Sizce lityum iyon pil çalışmalarının Nobel Ödülü’ne layık görülmesi ile elektronik endüstrisinin bugünkü gelişimi arasında nasıl bir bağ kurulabilir? Kumandada kullandığınız alkalin pilin üzerinde 1,5 V, telefonunuzun bataryasında ise 3,7 V gibi bir değer yazdığını fark etmiş olabilirsiniz. Peki bir pilin gerilimi neye bağlıdır? Kurulmadan önce bir galvanik hücrenin kaç volt üreteceğini hesaplamak mümkün müdür? Bir etkinlik yaparak keşfediniz.</w:t>
+        <w:t xml:space="preserve">2019 yılında Nobel Kimya Ödülü, lityum iyon pillerin geliştirilmesine katkıda bulunan John B. Goodenough, M. Stanley Whittingham ve Akira Yoshino’ya verildi. Hafif, şarj edilebilir ve yüksek enerji depolayabilen bu piller sayesinde cep telefonları ve dizüstü bilgisayarlar cebe sığacak kadar küçüldü, elektrikli araçlar yaygınlaşmaya başladı (Görsel A). Sizce lityum iyon pil çalışmalarının Nobel Ödülü’ne layık görülmesi ile elektronik endüstrisinin bugünkü gelişimi arasında nasıl bir bağ kurulabilir? Kumandada kullandığınız alkalin pilin üzerinde 1,5 V, telefonunuzun bataryasında ise 3,7 V gibi bir değer yazdığını fark etmiş olabilirsiniz. Peki bir pilin gerilimi neye bağlıdır? Kurulmadan önce bir galvanik hücrenin kaç volt üreteceğini hesaplamak mümkün müdür? Bu soruların cevabını bir etkinlik yaparak keşfediniz.</w:t>
       </w:r>
     </w:p>
     <w:tbl>

--- a/Kim12-1-4-Standart-Hucre-Potansiyeli.docx
+++ b/Kim12-1-4-Standart-Hucre-Potansiyeli.docx
@@ -8637,7 +8637,7 @@
           <w:rFonts w:ascii="Times New Roman" w:hAnsi="Times New Roman" w:cs="Times New Roman"/>
           <w:lang w:val="tr-TR"/>
         </w:rPr>
-        <w:t xml:space="preserve">a) Fe(k) + Cu</w:t>
+        <w:t xml:space="preserve">a. Fe(k) + Cu</w:t>
       </w:r>
       <w:r>
         <w:rPr>
@@ -8667,7 +8667,7 @@
           <w:rFonts w:ascii="Times New Roman" w:hAnsi="Times New Roman" w:cs="Times New Roman"/>
           <w:lang w:val="tr-TR"/>
         </w:rPr>
-        <w:t xml:space="preserve">(suda) + Cu(k)          b) 2Br</w:t>
+        <w:t xml:space="preserve">(suda) + Cu(k)          b. 2Br</w:t>
       </w:r>
       <w:r>
         <w:rPr>
@@ -8761,7 +8761,7 @@
           <w:rFonts w:ascii="Times New Roman" w:hAnsi="Times New Roman" w:cs="Times New Roman"/>
           <w:lang w:val="tr-TR"/>
         </w:rPr>
-        <w:t xml:space="preserve">a) Fe yükseltgenir (anot), Cu</w:t>
+        <w:t xml:space="preserve">a. Fe yükseltgenir (anot), Cu</w:t>
       </w:r>
       <w:r>
         <w:rPr>
@@ -8807,7 +8807,7 @@
           <w:rFonts w:ascii="Times New Roman" w:hAnsi="Times New Roman" w:cs="Times New Roman"/>
           <w:lang w:val="tr-TR"/>
         </w:rPr>
-        <w:t xml:space="preserve">b) Br</w:t>
+        <w:t xml:space="preserve">b. Br</w:t>
       </w:r>
       <w:r>
         <w:rPr>
@@ -10093,7 +10093,7 @@
           <w:rFonts w:ascii="Times New Roman" w:hAnsi="Times New Roman" w:cs="Times New Roman"/>
           <w:lang w:val="tr-TR"/>
         </w:rPr>
-        <w:t xml:space="preserve"> a) Mg(k) | Mg</w:t>
+        <w:t xml:space="preserve"> a. Mg(k) | Mg</w:t>
       </w:r>
       <w:r>
         <w:rPr>
@@ -10137,7 +10137,7 @@
           <w:rFonts w:ascii="Times New Roman" w:hAnsi="Times New Roman" w:cs="Times New Roman"/>
           <w:lang w:val="tr-TR"/>
         </w:rPr>
-        <w:t xml:space="preserve"> b) Ni(k) | Ni</w:t>
+        <w:t xml:space="preserve"> b. Ni(k) | Ni</w:t>
       </w:r>
       <w:r>
         <w:rPr>
@@ -10181,7 +10181,7 @@
           <w:rFonts w:ascii="Times New Roman" w:hAnsi="Times New Roman" w:cs="Times New Roman"/>
           <w:lang w:val="tr-TR"/>
         </w:rPr>
-        <w:t xml:space="preserve"> c) Zn(k) | Zn</w:t>
+        <w:t xml:space="preserve"> c. Zn(k) | Zn</w:t>
       </w:r>
       <w:r>
         <w:rPr>
@@ -10296,7 +10296,7 @@
           <w:rFonts w:ascii="Times New Roman" w:hAnsi="Times New Roman" w:cs="Times New Roman"/>
           <w:lang w:val="tr-TR"/>
         </w:rPr>
-        <w:t xml:space="preserve"> a) Fe(k) + Pb</w:t>
+        <w:t xml:space="preserve"> a. Fe(k) + Pb</w:t>
       </w:r>
       <w:r>
         <w:rPr>
@@ -10340,7 +10340,7 @@
           <w:rFonts w:ascii="Times New Roman" w:hAnsi="Times New Roman" w:cs="Times New Roman"/>
           <w:lang w:val="tr-TR"/>
         </w:rPr>
-        <w:t xml:space="preserve"> b) 2Ag(k) + Ni</w:t>
+        <w:t xml:space="preserve"> b. 2Ag(k) + Ni</w:t>
       </w:r>
       <w:r>
         <w:rPr>
@@ -10384,7 +10384,7 @@
           <w:rFonts w:ascii="Times New Roman" w:hAnsi="Times New Roman" w:cs="Times New Roman"/>
           <w:lang w:val="tr-TR"/>
         </w:rPr>
-        <w:t xml:space="preserve"> c) Cl</w:t>
+        <w:t xml:space="preserve"> c. Cl</w:t>
       </w:r>
       <w:r>
         <w:rPr>
@@ -10458,7 +10458,7 @@
           <w:rFonts w:ascii="Times New Roman" w:hAnsi="Times New Roman" w:cs="Times New Roman"/>
           <w:lang w:val="tr-TR"/>
         </w:rPr>
-        <w:t xml:space="preserve"> d) I</w:t>
+        <w:t xml:space="preserve"> ç. I</w:t>
       </w:r>
       <w:r>
         <w:rPr>

--- a/Kim12-1-4-Standart-Hucre-Potansiyeli.docx
+++ b/Kim12-1-4-Standart-Hucre-Potansiyeli.docx
@@ -545,7 +545,7 @@
       <w:r>
         <w:drawing>
           <wp:inline distT="0" distB="0" distL="0" distR="0">
-            <wp:extent cx="3240000" cy="3505454"/>
+            <wp:extent cx="3124206" cy="3752095"/>
             <wp:docPr id="900002" name="Grafik 900002" descr="Standart hidrojen elektrodu"/>
             <wp:cNvGraphicFramePr>
               <a:graphicFrameLocks noChangeAspect="1"/>
@@ -566,7 +566,7 @@
                   <pic:spPr>
                     <a:xfrm>
                       <a:off x="0" y="0"/>
-                      <a:ext cx="3240000" cy="3505454"/>
+                      <a:ext cx="3124206" cy="3752095"/>
                     </a:xfrm>
                     <a:prstGeom prst="rect">
                       <a:avLst/>

--- a/Kim12-1-4-Standart-Hucre-Potansiyeli.docx
+++ b/Kim12-1-4-Standart-Hucre-Potansiyeli.docx
@@ -39,85 +39,59 @@
         <w:t xml:space="preserve">2019 yılında Nobel Kimya Ödülü, lityum iyon pillerin geliştirilmesine katkıda bulunan John B. Goodenough, M. Stanley Whittingham ve Akira Yoshino’ya verildi. Hafif, şarj edilebilir ve yüksek enerji depolayabilen bu piller sayesinde cep telefonları ve dizüstü bilgisayarlar cebe sığacak kadar küçüldü, elektrikli araçlar yaygınlaşmaya başladı (Görsel A). Sizce lityum iyon pil çalışmalarının Nobel Ödülü’ne layık görülmesi ile elektronik endüstrisinin bugünkü gelişimi arasında nasıl bir bağ kurulabilir? Kumandada kullandığınız alkalin pilin üzerinde 1,5 V, telefonunuzun bataryasında ise 3,7 V gibi bir değer yazdığını fark etmiş olabilirsiniz. Peki bir pilin gerilimi neye bağlıdır? Kurulmadan önce bir galvanik hücrenin kaç volt üreteceğini hesaplamak mümkün müdür? Bu soruların cevabını bir etkinlik yaparak keşfediniz.</w:t>
       </w:r>
     </w:p>
-    <w:tbl>
-      <w:tblPr>
-        <w:tblW w:w="9000" w:type="dxa"/>
+    <w:p>
+      <w:pPr>
         <w:jc w:val="center"/>
-        <w:tblBorders>
-          <w:top w:val="single" w:sz="8" w:space="0" w:color="7F7F7F"/>
-          <w:left w:val="single" w:sz="8" w:space="0" w:color="7F7F7F"/>
-          <w:bottom w:val="single" w:sz="8" w:space="0" w:color="7F7F7F"/>
-          <w:right w:val="single" w:sz="8" w:space="0" w:color="7F7F7F"/>
-        </w:tblBorders>
-      </w:tblPr>
-      <w:tblGrid>
-        <w:gridCol w:w="9000"/>
-      </w:tblGrid>
-      <w:tr>
-        <w:tc>
-          <w:tcPr>
-            <w:tcW w:w="9000" w:type="dxa"/>
-            <w:shd w:val="clear" w:color="auto" w:fill="EDEDED"/>
-          </w:tcPr>
-          <w:p>
-            <w:pPr>
-              <w:jc w:val="both"/>
-              <w:rPr>
-                <w:rFonts w:ascii="Times New Roman" w:hAnsi="Times New Roman" w:cs="Times New Roman"/>
-                <w:lang w:val="tr-TR"/>
-              </w:rPr>
-            </w:pPr>
-            <w:r>
-              <w:rPr>
-                <w:rFonts w:ascii="Times New Roman" w:hAnsi="Times New Roman" w:cs="Times New Roman"/>
-                <w:lang w:val="tr-TR"/>
-              </w:rPr>
-              <w:t xml:space="preserve">GÖRSEL ALANI (Shutterstock)</w:t>
-            </w:r>
-          </w:p>
-          <w:p>
-            <w:pPr>
-              <w:jc w:val="both"/>
-              <w:rPr>
-                <w:rFonts w:ascii="Times New Roman" w:hAnsi="Times New Roman" w:cs="Times New Roman"/>
-                <w:lang w:val="tr-TR"/>
-              </w:rPr>
-            </w:pPr>
-            <w:r>
-              <w:rPr>
-                <w:rFonts w:ascii="Times New Roman" w:hAnsi="Times New Roman" w:cs="Times New Roman"/>
-                <w:lang w:val="tr-TR"/>
-              </w:rPr>
-              <w:t xml:space="preserve">Tarif: Bir masa üzerinde akıllı telefon, dizüstü bilgisayar, kablosuz kulaklık ve bunların yanında silindirik lityum iyon pil hücreleri. Marka ve logo görünmesin.</w:t>
-            </w:r>
-          </w:p>
-          <w:p>
-            <w:pPr>
-              <w:jc w:val="both"/>
-              <w:rPr>
-                <w:rFonts w:ascii="Times New Roman" w:hAnsi="Times New Roman" w:cs="Times New Roman"/>
-                <w:lang w:val="tr-TR"/>
-              </w:rPr>
-            </w:pPr>
-            <w:r>
-              <w:rPr>
-                <w:rFonts w:ascii="Times New Roman" w:hAnsi="Times New Roman" w:cs="Times New Roman"/>
-                <w:lang w:val="tr-TR"/>
-              </w:rPr>
-              <w:t xml:space="preserve">Shutter ID: 2382373611 (fotoğraf) — Lithium batteries on white background</w:t>
-            </w:r>
-          </w:p>
-        </w:tc>
-      </w:tr>
-    </w:tbl>
+      </w:pPr>
+      <w:r>
+        <w:drawing>
+          <wp:inline xmlns:a="http://schemas.openxmlformats.org/drawingml/2006/main" xmlns:pic="http://schemas.openxmlformats.org/drawingml/2006/picture">
+            <wp:extent cx="4047109" cy="2520000"/>
+            <wp:docPr id="900012" name="Picture 900012"/>
+            <wp:cNvGraphicFramePr>
+              <a:graphicFrameLocks noChangeAspect="1"/>
+            </wp:cNvGraphicFramePr>
+            <a:graphic>
+              <a:graphicData uri="http://schemas.openxmlformats.org/drawingml/2006/picture">
+                <pic:pic>
+                  <pic:nvPicPr>
+                    <pic:cNvPr id="0" name="2382373611_d.jpg"/>
+                    <pic:cNvPicPr/>
+                  </pic:nvPicPr>
+                  <pic:blipFill>
+                    <a:blip r:embed="rId11"/>
+                    <a:stretch>
+                      <a:fillRect/>
+                    </a:stretch>
+                  </pic:blipFill>
+                  <pic:spPr>
+                    <a:xfrm>
+                      <a:off x="0" y="0"/>
+                      <a:ext cx="4047109" cy="2520000"/>
+                    </a:xfrm>
+                    <a:prstGeom prst="rect"/>
+                  </pic:spPr>
+                </pic:pic>
+              </a:graphicData>
+            </a:graphic>
+          </wp:inline>
+        </w:drawing>
+      </w:r>
+    </w:p>
     <w:p>
       <w:pPr>
-        <w:jc w:val="both"/>
-        <w:rPr>
-          <w:rFonts w:ascii="Times New Roman" w:hAnsi="Times New Roman" w:cs="Times New Roman"/>
-          <w:lang w:val="tr-TR"/>
-        </w:rPr>
-      </w:pPr>
+        <w:jc w:val="center"/>
+      </w:pPr>
+      <w:r>
+        <w:rPr>
+          <w:rFonts w:ascii="Times New Roman" w:hAnsi="Times New Roman" w:cs="Times New Roman"/>
+          <w:b/>
+          <w:bCs/>
+          <w:highlight w:val="yellow"/>
+          <w:lang w:val="tr-TR"/>
+        </w:rPr>
+        <w:t xml:space="preserve">Shutter id: 2382373611</w:t>
+      </w:r>
     </w:p>
     <w:p>
       <w:pPr>
@@ -9366,85 +9340,59 @@
         <w:t xml:space="preserve">Bir pilin gerilimi, içinde gerçekleşen redoks tepkimesinin anot ve katot yarı tepkimelerine bağlıdır. Kumanda ve oyuncaklarda kullanılan çinko-karbon ve alkalin pillerde anot çinkodur; bu piller yaklaşık 1,5 V gerilim üretir. Şarj edilebilir nikel-metal hidrür piller yaklaşık 1,2 V, otomobil akülerinde kullanılan kurşun-asit hücrelerinin her biri yaklaşık 2,0 V gerilim sağlar; 12 V’luk bir akü seri bağlanmış altı hücreden oluşur. Lityum iyon pillerin tek bir hücresi ise yaklaşık 3,6-3,7 V gerilim üretir (aşağıdaki görsel). Lityumun standart indirgenme potansiyelinin metaller arasında en düşük değerde (−3,04 V) olması ve lityumun çok hafif bir metal olması, bu pillerin küçük bir kütlede yüksek gerilim ve yüksek enerji sağlamasının temel nedenlerindendir.</w:t>
       </w:r>
     </w:p>
-    <w:tbl>
-      <w:tblPr>
-        <w:tblW w:w="9000" w:type="dxa"/>
+    <w:p>
+      <w:pPr>
         <w:jc w:val="center"/>
-        <w:tblBorders>
-          <w:top w:val="single" w:sz="8" w:space="0" w:color="7F7F7F"/>
-          <w:left w:val="single" w:sz="8" w:space="0" w:color="7F7F7F"/>
-          <w:bottom w:val="single" w:sz="8" w:space="0" w:color="7F7F7F"/>
-          <w:right w:val="single" w:sz="8" w:space="0" w:color="7F7F7F"/>
-        </w:tblBorders>
-      </w:tblPr>
-      <w:tblGrid>
-        <w:gridCol w:w="9000"/>
-      </w:tblGrid>
-      <w:tr>
-        <w:tc>
-          <w:tcPr>
-            <w:tcW w:w="9000" w:type="dxa"/>
-            <w:shd w:val="clear" w:color="auto" w:fill="EDEDED"/>
-          </w:tcPr>
-          <w:p>
-            <w:pPr>
-              <w:jc w:val="both"/>
-              <w:rPr>
-                <w:rFonts w:ascii="Times New Roman" w:hAnsi="Times New Roman" w:cs="Times New Roman"/>
-                <w:lang w:val="tr-TR"/>
-              </w:rPr>
-            </w:pPr>
-            <w:r>
-              <w:rPr>
-                <w:rFonts w:ascii="Times New Roman" w:hAnsi="Times New Roman" w:cs="Times New Roman"/>
-                <w:lang w:val="tr-TR"/>
-              </w:rPr>
-              <w:t xml:space="preserve">GÖRSEL ALANI (Shutterstock)</w:t>
-            </w:r>
-          </w:p>
-          <w:p>
-            <w:pPr>
-              <w:jc w:val="both"/>
-              <w:rPr>
-                <w:rFonts w:ascii="Times New Roman" w:hAnsi="Times New Roman" w:cs="Times New Roman"/>
-                <w:lang w:val="tr-TR"/>
-              </w:rPr>
-            </w:pPr>
-            <w:r>
-              <w:rPr>
-                <w:rFonts w:ascii="Times New Roman" w:hAnsi="Times New Roman" w:cs="Times New Roman"/>
-                <w:lang w:val="tr-TR"/>
-              </w:rPr>
-              <w:t xml:space="preserve">Tarif: Beyaz zemin üzerinde yan yana dizilmiş AA alkalin pil, düğme pil, şarj edilebilir pil, silindirik lityum iyon hücre ve küçük bir kurşun-asit akü. Marka ve logo görünmesin.</w:t>
-            </w:r>
-          </w:p>
-          <w:p>
-            <w:pPr>
-              <w:jc w:val="both"/>
-              <w:rPr>
-                <w:rFonts w:ascii="Times New Roman" w:hAnsi="Times New Roman" w:cs="Times New Roman"/>
-                <w:lang w:val="tr-TR"/>
-              </w:rPr>
-            </w:pPr>
-            <w:r>
-              <w:rPr>
-                <w:rFonts w:ascii="Times New Roman" w:hAnsi="Times New Roman" w:cs="Times New Roman"/>
-                <w:lang w:val="tr-TR"/>
-              </w:rPr>
-              <w:t xml:space="preserve">Shutter ID: 2138004859 (fotoğraf) — Different types of batteries (AA, AAA, D, 9V, button cell)</w:t>
-            </w:r>
-          </w:p>
-        </w:tc>
-      </w:tr>
-    </w:tbl>
+      </w:pPr>
+      <w:r>
+        <w:drawing>
+          <wp:inline xmlns:a="http://schemas.openxmlformats.org/drawingml/2006/main" xmlns:pic="http://schemas.openxmlformats.org/drawingml/2006/picture">
+            <wp:extent cx="3433242" cy="2520000"/>
+            <wp:docPr id="900013" name="Picture 900013"/>
+            <wp:cNvGraphicFramePr>
+              <a:graphicFrameLocks noChangeAspect="1"/>
+            </wp:cNvGraphicFramePr>
+            <a:graphic>
+              <a:graphicData uri="http://schemas.openxmlformats.org/drawingml/2006/picture">
+                <pic:pic>
+                  <pic:nvPicPr>
+                    <pic:cNvPr id="0" name="2138004859_d.jpg"/>
+                    <pic:cNvPicPr/>
+                  </pic:nvPicPr>
+                  <pic:blipFill>
+                    <a:blip r:embed="rId12"/>
+                    <a:stretch>
+                      <a:fillRect/>
+                    </a:stretch>
+                  </pic:blipFill>
+                  <pic:spPr>
+                    <a:xfrm>
+                      <a:off x="0" y="0"/>
+                      <a:ext cx="3433242" cy="2520000"/>
+                    </a:xfrm>
+                    <a:prstGeom prst="rect"/>
+                  </pic:spPr>
+                </pic:pic>
+              </a:graphicData>
+            </a:graphic>
+          </wp:inline>
+        </w:drawing>
+      </w:r>
+    </w:p>
     <w:p>
       <w:pPr>
-        <w:jc w:val="both"/>
-        <w:rPr>
-          <w:rFonts w:ascii="Times New Roman" w:hAnsi="Times New Roman" w:cs="Times New Roman"/>
-          <w:lang w:val="tr-TR"/>
-        </w:rPr>
-      </w:pPr>
+        <w:jc w:val="center"/>
+      </w:pPr>
+      <w:r>
+        <w:rPr>
+          <w:rFonts w:ascii="Times New Roman" w:hAnsi="Times New Roman" w:cs="Times New Roman"/>
+          <w:b/>
+          <w:bCs/>
+          <w:highlight w:val="yellow"/>
+          <w:lang w:val="tr-TR"/>
+        </w:rPr>
+        <w:t xml:space="preserve">Shutter id: 2138004859</w:t>
+      </w:r>
     </w:p>
     <w:p>
       <w:pPr>

--- a/Kim12-1-4-Standart-Hucre-Potansiyeli.docx
+++ b/Kim12-1-4-Standart-Hucre-Potansiyeli.docx
@@ -91,6 +91,26 @@
           <w:lang w:val="tr-TR"/>
         </w:rPr>
         <w:t xml:space="preserve">Shutter id: 2382373611</w:t>
+      </w:r>
+    </w:p>
+    <w:p>
+      <w:r>
+        <w:rPr>
+          <w:rFonts w:ascii="Times New Roman" w:hAnsi="Times New Roman" w:cs="Times New Roman"/>
+          <w:b/>
+          <w:highlight w:val="yellow"/>
+          <w:lang w:val="tr-TR"/>
+        </w:rPr>
+        <w:t xml:space="preserve">NOT: </w:t>
+      </w:r>
+      <w:r>
+        <w:rPr>
+          <w:rFonts w:ascii="Times New Roman" w:hAnsi="Times New Roman" w:cs="Times New Roman"/>
+          <w:b w:val="0"/>
+          <w:highlight w:val="yellow"/>
+          <w:lang w:val="tr-TR"/>
+        </w:rPr>
+        <w:t>Görseldeki İngilizce yazılar Türkçeye çevrilecek: Lithium Cell 3V: Lityum pil 3 V.</w:t>
       </w:r>
     </w:p>
     <w:p>

--- a/Kim12-1-4-Standart-Hucre-Potansiyeli.docx
+++ b/Kim12-1-4-Standart-Hucre-Potansiyeli.docx
@@ -36,108 +36,218 @@
           <w:rFonts w:ascii="Times New Roman" w:hAnsi="Times New Roman" w:cs="Times New Roman"/>
           <w:lang w:val="tr-TR"/>
         </w:rPr>
-        <w:t xml:space="preserve">2019 yılında Nobel Kimya Ödülü, lityum iyon pillerin geliştirilmesine katkıda bulunan John B. Goodenough, M. Stanley Whittingham ve Akira Yoshino’ya verildi. Hafif, şarj edilebilir ve yüksek enerji depolayabilen bu piller sayesinde cep telefonları ve dizüstü bilgisayarlar cebe sığacak kadar küçüldü, elektrikli araçlar yaygınlaşmaya başladı (Görsel A). Sizce lityum iyon pil çalışmalarının Nobel Ödülü’ne layık görülmesi ile elektronik endüstrisinin bugünkü gelişimi arasında nasıl bir bağ kurulabilir? Kumandada kullandığınız alkalin pilin üzerinde 1,5 V, telefonunuzun bataryasında ise 3,7 V gibi bir değer yazdığını fark etmiş olabilirsiniz. Peki bir pilin gerilimi neye bağlıdır? Kurulmadan önce bir galvanik hücrenin kaç volt üreteceğini hesaplamak mümkün müdür? Bu soruların cevabını bir etkinlik yaparak keşfediniz.</w:t>
+        <w:t xml:space="preserve">2019 yılında Nobel Kimya Ödülü, lityum iyon pillerin geliştirilmesine katkıda bulunan John B. Goodenough, M. Stanley Whittingham ve Akira Yoshino’ya verildi. Hafif, şarj edilebilir ve yüksek enerji depolayabilen bu piller sayesinde cep telefonları ve dizüstü bilgisayarlar cebe sığacak kadar küçüldü, elektrikli araçlar yaygınlaşmaya başladı (Görsel A ve B). Sizce lityum iyon pil çalışmalarının Nobel Ödülü’ne layık görülmesi ile elektronik endüstrisinin bugünkü gelişimi arasında nasıl bir bağ kurulabilir? Kumandada kullandığınız alkalin pilin üzerinde 1,5 V, telefonunuzun bataryasında ise 3,7 V gibi bir değer yazdığını fark etmiş olabilirsiniz. Peki bir pilin gerilimi neye bağlıdır? Kurulmadan önce bir galvanik hücrenin kaç volt üreteceğini hesaplamak mümkün müdür? Bu soruların cevabını bir etkinlik yaparak keşfediniz.</w:t>
       </w:r>
     </w:p>
-    <w:p>
-      <w:pPr>
+    <w:tbl>
+      <w:tblPr>
+        <w:tblW w:w="9000" w:type="dxa"/>
         <w:jc w:val="center"/>
-      </w:pPr>
-      <w:r>
-        <w:drawing>
-          <wp:inline xmlns:a="http://schemas.openxmlformats.org/drawingml/2006/main" xmlns:pic="http://schemas.openxmlformats.org/drawingml/2006/picture">
-            <wp:extent cx="4047109" cy="2520000"/>
-            <wp:docPr id="900012" name="Picture 900012"/>
-            <wp:cNvGraphicFramePr>
-              <a:graphicFrameLocks noChangeAspect="1"/>
-            </wp:cNvGraphicFramePr>
-            <a:graphic>
-              <a:graphicData uri="http://schemas.openxmlformats.org/drawingml/2006/picture">
-                <pic:pic>
-                  <pic:nvPicPr>
-                    <pic:cNvPr id="0" name="2382373611_d.jpg"/>
-                    <pic:cNvPicPr/>
-                  </pic:nvPicPr>
-                  <pic:blipFill>
-                    <a:blip r:embed="rId11"/>
-                    <a:stretch>
-                      <a:fillRect/>
-                    </a:stretch>
-                  </pic:blipFill>
-                  <pic:spPr>
-                    <a:xfrm>
-                      <a:off x="0" y="0"/>
-                      <a:ext cx="4047109" cy="2520000"/>
-                    </a:xfrm>
-                    <a:prstGeom prst="rect"/>
-                  </pic:spPr>
-                </pic:pic>
-              </a:graphicData>
-            </a:graphic>
-          </wp:inline>
-        </w:drawing>
-      </w:r>
-    </w:p>
-    <w:p>
-      <w:pPr>
-        <w:jc w:val="center"/>
-      </w:pPr>
-      <w:r>
-        <w:rPr>
-          <w:rFonts w:ascii="Times New Roman" w:hAnsi="Times New Roman" w:cs="Times New Roman"/>
-          <w:b/>
-          <w:bCs/>
-          <w:highlight w:val="yellow"/>
-          <w:lang w:val="tr-TR"/>
-        </w:rPr>
-        <w:t xml:space="preserve">Shutter id: 2382373611</w:t>
-      </w:r>
-    </w:p>
-    <w:p>
-      <w:r>
-        <w:rPr>
-          <w:rFonts w:ascii="Times New Roman" w:hAnsi="Times New Roman" w:cs="Times New Roman"/>
-          <w:b/>
-          <w:highlight w:val="yellow"/>
-          <w:lang w:val="tr-TR"/>
-        </w:rPr>
-        <w:t xml:space="preserve">NOT: </w:t>
-      </w:r>
-      <w:r>
-        <w:rPr>
-          <w:rFonts w:ascii="Times New Roman" w:hAnsi="Times New Roman" w:cs="Times New Roman"/>
-          <w:b w:val="0"/>
-          <w:highlight w:val="yellow"/>
-          <w:lang w:val="tr-TR"/>
-        </w:rPr>
-        <w:t>Görseldeki İngilizce yazılar Türkçeye çevrilecek: Lithium Cell 3V: Lityum pil 3 V.</w:t>
-      </w:r>
-    </w:p>
-    <w:p>
-      <w:pPr>
-        <w:jc w:val="center"/>
-        <w:rPr>
-          <w:rFonts w:ascii="Times New Roman" w:hAnsi="Times New Roman" w:cs="Times New Roman"/>
-          <w:lang w:val="tr-TR"/>
-        </w:rPr>
-      </w:pPr>
-      <w:r>
-        <w:rPr>
-          <w:rFonts w:ascii="Times New Roman" w:hAnsi="Times New Roman" w:cs="Times New Roman"/>
-          <w:b/>
-          <w:bCs/>
-          <w:lang w:val="tr-TR"/>
-        </w:rPr>
-        <w:t xml:space="preserve">Görsel A:</w:t>
-      </w:r>
-      <w:r>
-        <w:rPr>
-          <w:rFonts w:ascii="Times New Roman" w:hAnsi="Times New Roman" w:cs="Times New Roman"/>
-          <w:lang w:val="tr-TR"/>
-        </w:rPr>
-        <w:t xml:space="preserve"> Lityum iyon pil kullanılan cihazlar</w:t>
-      </w:r>
-    </w:p>
+        <w:tblBorders>
+          <w:top w:val="nil"/>
+          <w:left w:val="nil"/>
+          <w:bottom w:val="nil"/>
+          <w:right w:val="nil"/>
+          <w:insideH w:val="nil"/>
+          <w:insideV w:val="nil"/>
+        </w:tblBorders>
+        <w:tblLayout w:type="fixed"/>
+      </w:tblPr>
+      <w:tblGrid>
+        <w:gridCol w:w="4500"/>
+        <w:gridCol w:w="4500"/>
+      </w:tblGrid>
+      <w:tr>
+        <w:tc>
+          <w:tcPr>
+            <w:tcW w:w="4500" w:type="dxa"/>
+          </w:tcPr>
+          <w:p>
+            <w:pPr>
+              <w:jc w:val="center"/>
+            </w:pPr>
+            <w:r>
+              <w:drawing>
+                <wp:inline xmlns:a="http://schemas.openxmlformats.org/drawingml/2006/main" xmlns:pic="http://schemas.openxmlformats.org/drawingml/2006/picture">
+                  <wp:extent cx="2628000" cy="1636368"/>
+                  <wp:docPr id="900012" name="Picture 900012"/>
+                  <wp:cNvGraphicFramePr>
+                    <a:graphicFrameLocks noChangeAspect="1"/>
+                  </wp:cNvGraphicFramePr>
+                  <a:graphic>
+                    <a:graphicData uri="http://schemas.openxmlformats.org/drawingml/2006/picture">
+                      <pic:pic>
+                        <pic:nvPicPr>
+                          <pic:cNvPr id="0" name="2382373611_d.jpg"/>
+                          <pic:cNvPicPr/>
+                        </pic:nvPicPr>
+                        <pic:blipFill>
+                          <a:blip r:embed="rId11"/>
+                          <a:stretch>
+                            <a:fillRect/>
+                          </a:stretch>
+                        </pic:blipFill>
+                        <pic:spPr>
+                          <a:xfrm>
+                            <a:off x="0" y="0"/>
+                            <a:ext cx="2628000" cy="1636368"/>
+                          </a:xfrm>
+                          <a:prstGeom prst="rect"/>
+                        </pic:spPr>
+                      </pic:pic>
+                    </a:graphicData>
+                  </a:graphic>
+                </wp:inline>
+              </w:drawing>
+            </w:r>
+          </w:p>
+          <w:p>
+            <w:pPr>
+              <w:jc w:val="center"/>
+            </w:pPr>
+            <w:r>
+              <w:rPr>
+                <w:rFonts w:ascii="Times New Roman" w:hAnsi="Times New Roman" w:cs="Times New Roman"/>
+                <w:b/>
+                <w:bCs/>
+                <w:highlight w:val="yellow"/>
+                <w:lang w:val="tr-TR"/>
+              </w:rPr>
+              <w:t xml:space="preserve">Shutter id: 2382373611</w:t>
+            </w:r>
+          </w:p>
+          <w:p>
+            <w:r>
+              <w:rPr>
+                <w:rFonts w:ascii="Times New Roman" w:hAnsi="Times New Roman" w:cs="Times New Roman"/>
+                <w:b/>
+                <w:highlight w:val="yellow"/>
+                <w:lang w:val="tr-TR"/>
+              </w:rPr>
+              <w:t xml:space="preserve">NOT: </w:t>
+            </w:r>
+            <w:r>
+              <w:rPr>
+                <w:rFonts w:ascii="Times New Roman" w:hAnsi="Times New Roman" w:cs="Times New Roman"/>
+                <w:b w:val="0"/>
+                <w:highlight w:val="yellow"/>
+                <w:lang w:val="tr-TR"/>
+              </w:rPr>
+              <w:t>Görseldeki İngilizce yazılar Türkçeye çevrilecek: Lithium Cell 3V: Lityum pil 3 V.</w:t>
+            </w:r>
+          </w:p>
+          <w:p>
+            <w:pPr>
+              <w:jc w:val="center"/>
+              <w:rPr>
+                <w:rFonts w:ascii="Times New Roman" w:hAnsi="Times New Roman" w:cs="Times New Roman"/>
+                <w:lang w:val="tr-TR"/>
+              </w:rPr>
+            </w:pPr>
+            <w:r>
+              <w:rPr>
+                <w:rFonts w:ascii="Times New Roman" w:hAnsi="Times New Roman" w:cs="Times New Roman"/>
+                <w:b/>
+                <w:bCs/>
+                <w:lang w:val="tr-TR"/>
+              </w:rPr>
+              <w:t xml:space="preserve">Görsel A:</w:t>
+            </w:r>
+            <w:r>
+              <w:rPr>
+                <w:rFonts w:ascii="Times New Roman" w:hAnsi="Times New Roman" w:cs="Times New Roman"/>
+                <w:lang w:val="tr-TR"/>
+              </w:rPr>
+              <w:t xml:space="preserve"> Lityum iyon pil kullanılan cihazlar</w:t>
+            </w:r>
+          </w:p>
+        </w:tc>
+        <w:tc>
+          <w:tcPr>
+            <w:tcW w:w="4500" w:type="dxa"/>
+          </w:tcPr>
+          <w:p>
+            <w:pPr>
+              <w:jc w:val="center"/>
+            </w:pPr>
+            <w:r>
+              <w:drawing>
+                <wp:inline xmlns:a="http://schemas.openxmlformats.org/drawingml/2006/main" xmlns:pic="http://schemas.openxmlformats.org/drawingml/2006/picture">
+                  <wp:extent cx="2628000" cy="1885152"/>
+                  <wp:docPr id="900014" name="Picture 900014"/>
+                  <wp:cNvGraphicFramePr>
+                    <a:graphicFrameLocks noChangeAspect="1"/>
+                  </wp:cNvGraphicFramePr>
+                  <a:graphic>
+                    <a:graphicData uri="http://schemas.openxmlformats.org/drawingml/2006/picture">
+                      <pic:pic>
+                        <pic:nvPicPr>
+                          <pic:cNvPr id="0" name="2645531649_d.jpg"/>
+                          <pic:cNvPicPr/>
+                        </pic:nvPicPr>
+                        <pic:blipFill>
+                          <a:blip r:embed="rId13"/>
+                          <a:stretch>
+                            <a:fillRect/>
+                          </a:stretch>
+                        </pic:blipFill>
+                        <pic:spPr>
+                          <a:xfrm>
+                            <a:off x="0" y="0"/>
+                            <a:ext cx="2628000" cy="1885152"/>
+                          </a:xfrm>
+                          <a:prstGeom prst="rect"/>
+                        </pic:spPr>
+                      </pic:pic>
+                    </a:graphicData>
+                  </a:graphic>
+                </wp:inline>
+              </w:drawing>
+            </w:r>
+          </w:p>
+          <w:p>
+            <w:pPr>
+              <w:jc w:val="center"/>
+            </w:pPr>
+            <w:r>
+              <w:rPr>
+                <w:rFonts w:ascii="Times New Roman" w:hAnsi="Times New Roman" w:cs="Times New Roman"/>
+                <w:b/>
+                <w:bCs/>
+                <w:highlight w:val="yellow"/>
+                <w:lang w:val="tr-TR"/>
+              </w:rPr>
+              <w:t xml:space="preserve">Shutter id: 2645531649</w:t>
+            </w:r>
+          </w:p>
+          <w:p>
+            <w:pPr>
+              <w:jc w:val="center"/>
+              <w:rPr>
+                <w:rFonts w:ascii="Times New Roman" w:hAnsi="Times New Roman" w:cs="Times New Roman"/>
+                <w:lang w:val="tr-TR"/>
+              </w:rPr>
+            </w:pPr>
+            <w:r>
+              <w:rPr>
+                <w:rFonts w:ascii="Times New Roman" w:hAnsi="Times New Roman" w:cs="Times New Roman"/>
+                <w:b/>
+                <w:bCs/>
+                <w:lang w:val="tr-TR"/>
+              </w:rPr>
+              <w:t xml:space="preserve">Görsel B:</w:t>
+            </w:r>
+            <w:r>
+              <w:rPr>
+                <w:rFonts w:ascii="Times New Roman" w:hAnsi="Times New Roman" w:cs="Times New Roman"/>
+                <w:lang w:val="tr-TR"/>
+              </w:rPr>
+              <w:t xml:space="preserve"> Silindir biçimli lityum iyon pil hücreleri</w:t>
+            </w:r>
+          </w:p>
+        </w:tc>
+      </w:tr>
+    </w:tbl>
     <w:p>
       <w:pPr>
         <w:jc w:val="both"/>
